--- a/GonzalezD_22_10.docx
+++ b/GonzalezD_22_10.docx
@@ -13,20 +13,20 @@
           <w:noProof/>
         </w:rPr>
         <w:drawing>
-          <wp:anchor distT="0" distB="0" distL="114300" distR="114300" simplePos="0" relativeHeight="251658240" behindDoc="0" locked="0" layoutInCell="1" allowOverlap="1" wp14:anchorId="3CE600BC" wp14:editId="7C93E01C">
+          <wp:anchor distT="0" distB="0" distL="114300" distR="114300" simplePos="0" relativeHeight="251658240" behindDoc="0" locked="0" layoutInCell="1" allowOverlap="1" wp14:anchorId="3CE600BC" wp14:editId="73C5F839">
             <wp:simplePos x="0" y="0"/>
             <wp:positionH relativeFrom="page">
-              <wp:align>right</wp:align>
+              <wp:posOffset>0</wp:posOffset>
             </wp:positionH>
-            <wp:positionV relativeFrom="paragraph">
-              <wp:posOffset>-884555</wp:posOffset>
+            <wp:positionV relativeFrom="page">
+              <wp:posOffset>0</wp:posOffset>
             </wp:positionV>
-            <wp:extent cx="7527100" cy="10652760"/>
-            <wp:effectExtent l="0" t="0" r="0" b="0"/>
+            <wp:extent cx="7560012" cy="10692016"/>
+            <wp:effectExtent l="0" t="0" r="3175" b="0"/>
             <wp:wrapNone/>
             <wp:docPr id="4" name="Imagen 4"/>
             <wp:cNvGraphicFramePr>
-              <a:graphicFrameLocks xmlns:a="http://schemas.openxmlformats.org/drawingml/2006/main" noChangeAspect="1"/>
+              <a:graphicFrameLocks xmlns:a="http://schemas.openxmlformats.org/drawingml/2006/main"/>
             </wp:cNvGraphicFramePr>
             <a:graphic xmlns:a="http://schemas.openxmlformats.org/drawingml/2006/main">
               <a:graphicData uri="http://schemas.openxmlformats.org/drawingml/2006/picture">
@@ -53,7 +53,7 @@
                   <pic:spPr bwMode="auto">
                     <a:xfrm>
                       <a:off x="0" y="0"/>
-                      <a:ext cx="7527100" cy="10652760"/>
+                      <a:ext cx="7560012" cy="10692016"/>
                     </a:xfrm>
                     <a:prstGeom prst="rect">
                       <a:avLst/>
@@ -194,55 +194,7 @@
                                 <w:sz w:val="26"/>
                                 <w:szCs w:val="26"/>
                               </w:rPr>
-                              <w:t xml:space="preserve">La app de New </w:t>
-                            </w:r>
-                            <w:proofErr w:type="spellStart"/>
-                            <w:r>
-                              <w:rPr>
-                                <w:sz w:val="26"/>
-                                <w:szCs w:val="26"/>
-                              </w:rPr>
-                              <w:t>Climb</w:t>
-                            </w:r>
-                            <w:proofErr w:type="spellEnd"/>
-                            <w:r>
-                              <w:rPr>
-                                <w:sz w:val="26"/>
-                                <w:szCs w:val="26"/>
-                              </w:rPr>
-                              <w:t xml:space="preserve"> en </w:t>
-                            </w:r>
-                            <w:proofErr w:type="spellStart"/>
-                            <w:r>
-                              <w:rPr>
-                                <w:sz w:val="26"/>
-                                <w:szCs w:val="26"/>
-                              </w:rPr>
-                              <w:t>Odoo</w:t>
-                            </w:r>
-                            <w:proofErr w:type="spellEnd"/>
-                            <w:r>
-                              <w:rPr>
-                                <w:sz w:val="26"/>
-                                <w:szCs w:val="26"/>
-                              </w:rPr>
-                              <w:t xml:space="preserve"> se basa en tres partes principales: los clientes, el material y los alquileres, que son los que conectan a los dos primeros. Cada pieza de material viene de un proveedor (nuestras marcas de ropa y las empresas de material técnico) y guarda su historial de revisiones, así que </w:t>
-                            </w:r>
-                            <w:proofErr w:type="spellStart"/>
-                            <w:r>
-                              <w:rPr>
-                                <w:sz w:val="26"/>
-                                <w:szCs w:val="26"/>
-                              </w:rPr>
-                              <w:t>Odoo</w:t>
-                            </w:r>
-                            <w:proofErr w:type="spellEnd"/>
-                            <w:r>
-                              <w:rPr>
-                                <w:sz w:val="26"/>
-                                <w:szCs w:val="26"/>
-                              </w:rPr>
-                              <w:t xml:space="preserve"> no deja alquilar nada que esté caducado o sin revisar. Cuando un cliente devuelve un alquiler, la app le suma los metros de desnivel y, si decide quedarse el producto, calcula sola el precio final descontando lo que ya pagó.</w:t>
+                              <w:t>La app de New Climb en Odoo se basa en tres partes principales: los clientes, el material y los alquileres, que son los que conectan a los dos primeros. Cada pieza de material viene de un proveedor (nuestras marcas de ropa y las empresas de material técnico) y guarda su historial de revisiones, así que Odoo no deja alquilar nada que esté caducado o sin revisar. Cuando un cliente devuelve un alquiler, la app le suma los metros de desnivel y, si decide quedarse el producto, calcula sola el precio final descontando lo que ya pagó.</w:t>
                             </w:r>
                           </w:p>
                         </w:txbxContent>
@@ -393,21 +345,7 @@
                                 <w:sz w:val="26"/>
                                 <w:szCs w:val="26"/>
                               </w:rPr>
-                              <w:t xml:space="preserve">¿Te gusta la </w:t>
-                            </w:r>
-                            <w:r>
-                              <w:rPr>
-                                <w:sz w:val="26"/>
-                                <w:szCs w:val="26"/>
-                              </w:rPr>
-                              <w:t>montaña,</w:t>
-                            </w:r>
-                            <w:r>
-                              <w:rPr>
-                                <w:sz w:val="26"/>
-                                <w:szCs w:val="26"/>
-                              </w:rPr>
-                              <w:t xml:space="preserve"> pero te duele gastarte un dineral en un equipo que vas a usar cuatro fines de semana al año? ¿Has alquilado alguna vez un arnés y te has preguntado cuántas caídas lleva encima? En </w:t>
+                              <w:t xml:space="preserve">¿Te gusta la montaña, pero te duele gastarte un dineral en un equipo que vas a usar cuatro fines de semana al año? ¿Has alquilado alguna vez un arnés y te has preguntado cuántas caídas lleva encima? En </w:t>
                             </w:r>
                             <w:r>
                               <w:rPr>
@@ -416,19 +354,8 @@
                                 <w:sz w:val="26"/>
                                 <w:szCs w:val="26"/>
                               </w:rPr>
-                              <w:t xml:space="preserve">New </w:t>
+                              <w:t>New Climb</w:t>
                             </w:r>
-                            <w:proofErr w:type="spellStart"/>
-                            <w:r>
-                              <w:rPr>
-                                <w:b/>
-                                <w:bCs/>
-                                <w:sz w:val="26"/>
-                                <w:szCs w:val="26"/>
-                              </w:rPr>
-                              <w:t>Climb</w:t>
-                            </w:r>
-                            <w:proofErr w:type="spellEnd"/>
                             <w:r>
                               <w:rPr>
                                 <w:sz w:val="26"/>
@@ -672,7 +599,7 @@
           <w:noProof/>
         </w:rPr>
         <w:drawing>
-          <wp:anchor distT="0" distB="0" distL="114300" distR="114300" simplePos="0" relativeHeight="251659264" behindDoc="0" locked="0" layoutInCell="1" allowOverlap="1" wp14:anchorId="297D9391" wp14:editId="224E265C">
+          <wp:anchor distT="0" distB="0" distL="114300" distR="114300" simplePos="0" relativeHeight="251659264" behindDoc="0" locked="0" layoutInCell="1" allowOverlap="1" wp14:anchorId="297D9391" wp14:editId="0CD0949A">
             <wp:simplePos x="0" y="0"/>
             <wp:positionH relativeFrom="margin">
               <wp:posOffset>-749935</wp:posOffset>
@@ -1761,6 +1688,7 @@
   <w:style w:type="character" w:default="1" w:styleId="Fuentedeprrafopredeter">
     <w:name w:val="Default Paragraph Font"/>
     <w:uiPriority w:val="1"/>
+    <w:semiHidden/>
     <w:unhideWhenUsed/>
   </w:style>
   <w:style w:type="table" w:default="1" w:styleId="Tablanormal">

--- a/GonzalezD_22_10.docx
+++ b/GonzalezD_22_10.docx
@@ -13,7 +13,7 @@
           <w:noProof/>
         </w:rPr>
         <w:drawing>
-          <wp:anchor distT="0" distB="0" distL="114300" distR="114300" simplePos="0" relativeHeight="251658240" behindDoc="0" locked="0" layoutInCell="1" allowOverlap="1" wp14:anchorId="3CE600BC" wp14:editId="73C5F839">
+          <wp:anchor distT="0" distB="0" distL="114300" distR="114300" simplePos="0" relativeHeight="251656192" behindDoc="0" locked="0" layoutInCell="1" allowOverlap="1" wp14:anchorId="3CE600BC" wp14:editId="1CA368DC">
             <wp:simplePos x="0" y="0"/>
             <wp:positionH relativeFrom="page">
               <wp:posOffset>0</wp:posOffset>
@@ -38,7 +38,7 @@
                     </pic:cNvPicPr>
                   </pic:nvPicPr>
                   <pic:blipFill>
-                    <a:blip r:embed="rId6">
+                    <a:blip r:embed="rId7">
                       <a:extLst>
                         <a:ext uri="{28A0092B-C50C-407E-A947-70E740481C1C}">
                           <a14:useLocalDpi xmlns:a14="http://schemas.microsoft.com/office/drawing/2010/main" val="0"/>
@@ -87,17 +87,245 @@
           <w:noProof/>
         </w:rPr>
         <w:lastRenderedPageBreak/>
+        <mc:AlternateContent>
+          <mc:Choice Requires="wps">
+            <w:drawing>
+              <wp:anchor distT="0" distB="0" distL="114300" distR="114300" simplePos="0" relativeHeight="251668480" behindDoc="0" locked="0" layoutInCell="1" allowOverlap="1" wp14:anchorId="3EA54795" wp14:editId="1346D684">
+                <wp:simplePos x="0" y="0"/>
+                <wp:positionH relativeFrom="margin">
+                  <wp:posOffset>-597535</wp:posOffset>
+                </wp:positionH>
+                <wp:positionV relativeFrom="paragraph">
+                  <wp:posOffset>8117205</wp:posOffset>
+                </wp:positionV>
+                <wp:extent cx="6696075" cy="1041400"/>
+                <wp:effectExtent l="0" t="0" r="28575" b="25400"/>
+                <wp:wrapNone/>
+                <wp:docPr id="14" name="Marco negro relleno"/>
+                <wp:cNvGraphicFramePr/>
+                <a:graphic xmlns:a="http://schemas.openxmlformats.org/drawingml/2006/main">
+                  <a:graphicData uri="http://schemas.microsoft.com/office/word/2010/wordprocessingShape">
+                    <wps:wsp>
+                      <wps:cNvSpPr/>
+                      <wps:spPr>
+                        <a:xfrm>
+                          <a:off x="0" y="0"/>
+                          <a:ext cx="6696075" cy="1041400"/>
+                        </a:xfrm>
+                        <a:prstGeom prst="roundRect">
+                          <a:avLst>
+                            <a:gd name="adj" fmla="val 6000"/>
+                          </a:avLst>
+                        </a:prstGeom>
+                        <a:solidFill>
+                          <a:srgbClr val="111111"/>
+                        </a:solidFill>
+                        <a:ln w="15875">
+                          <a:solidFill>
+                            <a:srgbClr val="111111"/>
+                          </a:solidFill>
+                        </a:ln>
+                      </wps:spPr>
+                      <wps:style>
+                        <a:lnRef idx="2">
+                          <a:schemeClr val="accent1">
+                            <a:shade val="15000"/>
+                          </a:schemeClr>
+                        </a:lnRef>
+                        <a:fillRef idx="1">
+                          <a:schemeClr val="accent1"/>
+                        </a:fillRef>
+                        <a:effectRef idx="0">
+                          <a:schemeClr val="accent1"/>
+                        </a:effectRef>
+                        <a:fontRef idx="minor">
+                          <a:schemeClr val="lt1"/>
+                        </a:fontRef>
+                      </wps:style>
+                      <wps:txbx>
+                        <w:txbxContent>
+                          <w:p>
+                            <w:pPr>
+                              <w:spacing w:after="0" w:line="312" w:lineRule="auto"/>
+                              <w:rPr>
+                                <w:rFonts w:ascii="Segoe UI" w:hAnsi="Segoe UI" w:cs="Segoe UI"/>
+                                <w:b/>
+                                <w:bCs/>
+                                <w:color w:val="FFFFFF"/>
+                                <w:sz w:val="22"/>
+                              </w:rPr>
+                            </w:pPr>
+                            <w:r>
+                              <w:rPr>
+                                <w:rFonts w:ascii="Segoe UI" w:hAnsi="Segoe UI" w:cs="Segoe UI"/>
+                                <w:b/>
+                                <w:bCs/>
+                                <w:color w:val="FFFFFF"/>
+                                <w:sz w:val="22"/>
+                              </w:rPr>
+                              <w:t>Vamos a responder a 5 preguntas para empezar a programar los modelos de nuestra empresa:</w:t>
+                            </w:r>
+                          </w:p>
+                          <w:p>
+                            <w:pPr>
+                              <w:pStyle w:val="Prrafodelista"/>
+                              <w:spacing w:after="0" w:line="312" w:lineRule="auto"/>
+                              <w:rPr>
+                                <w:rFonts w:ascii="Segoe UI" w:hAnsi="Segoe UI" w:cs="Segoe UI"/>
+                                <w:color w:val="FFFFFF"/>
+                                <w:sz w:val="22"/>
+                              </w:rPr>
+                            </w:pPr>
+                          </w:p>
+                        </w:txbxContent>
+                      </wps:txbx>
+                      <wps:bodyPr rot="0" spcFirstLastPara="0" vertOverflow="overflow" horzOverflow="overflow" vert="horz" wrap="square" lIns="355600" tIns="279400" rIns="355600" bIns="279400" numCol="1" spcCol="0" rtlCol="0" fromWordArt="0" anchor="t" anchorCtr="0" forceAA="0" compatLnSpc="1">
+                        <a:prstTxWarp prst="textNoShape">
+                          <a:avLst/>
+                        </a:prstTxWarp>
+                        <a:noAutofit/>
+                      </wps:bodyPr>
+                    </wps:wsp>
+                  </a:graphicData>
+                </a:graphic>
+                <wp14:sizeRelH relativeFrom="margin">
+                  <wp14:pctWidth>0</wp14:pctWidth>
+                </wp14:sizeRelH>
+                <wp14:sizeRelV relativeFrom="margin">
+                  <wp14:pctHeight>0</wp14:pctHeight>
+                </wp14:sizeRelV>
+              </wp:anchor>
+            </w:drawing>
+          </mc:Choice>
+          <mc:Fallback>
+            <w:pict>
+              <v:roundrect w14:anchorId="3EA54795" id="Marco negro relleno" o:spid="_x0000_s1026" style="position:absolute;margin-left:-47.05pt;margin-top:639.15pt;width:527.25pt;height:82pt;z-index:251668480;visibility:visible;mso-wrap-style:square;mso-width-percent:0;mso-height-percent:0;mso-wrap-distance-left:9pt;mso-wrap-distance-top:0;mso-wrap-distance-right:9pt;mso-wrap-distance-bottom:0;mso-position-horizontal:absolute;mso-position-horizontal-relative:margin;mso-position-vertical:absolute;mso-position-vertical-relative:text;mso-width-percent:0;mso-height-percent:0;mso-width-relative:margin;mso-height-relative:margin;v-text-anchor:top" arcsize="3932f" o:gfxdata="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" fillcolor="#111" strokecolor="#111" strokeweight="1.25pt">
+                <v:stroke joinstyle="miter"/>
+                <v:textbox inset="28pt,22pt,28pt,22pt">
+                  <w:txbxContent>
+                    <w:p>
+                      <w:pPr>
+                        <w:spacing w:after="0" w:line="312" w:lineRule="auto"/>
+                        <w:rPr>
+                          <w:rFonts w:ascii="Segoe UI" w:hAnsi="Segoe UI" w:cs="Segoe UI"/>
+                          <w:b/>
+                          <w:bCs/>
+                          <w:color w:val="FFFFFF"/>
+                          <w:sz w:val="22"/>
+                        </w:rPr>
+                      </w:pPr>
+                      <w:r>
+                        <w:rPr>
+                          <w:rFonts w:ascii="Segoe UI" w:hAnsi="Segoe UI" w:cs="Segoe UI"/>
+                          <w:b/>
+                          <w:bCs/>
+                          <w:color w:val="FFFFFF"/>
+                          <w:sz w:val="22"/>
+                        </w:rPr>
+                        <w:t>Vamos a responder a 5 preguntas para empezar a programar los modelos de nuestra empresa:</w:t>
+                      </w:r>
+                    </w:p>
+                    <w:p>
+                      <w:pPr>
+                        <w:pStyle w:val="Prrafodelista"/>
+                        <w:spacing w:after="0" w:line="312" w:lineRule="auto"/>
+                        <w:rPr>
+                          <w:rFonts w:ascii="Segoe UI" w:hAnsi="Segoe UI" w:cs="Segoe UI"/>
+                          <w:color w:val="FFFFFF"/>
+                          <w:sz w:val="22"/>
+                        </w:rPr>
+                      </w:pPr>
+                    </w:p>
+                  </w:txbxContent>
+                </v:textbox>
+                <w10:wrap anchorx="margin"/>
+              </v:roundrect>
+            </w:pict>
+          </mc:Fallback>
+        </mc:AlternateContent>
+      </w:r>
+      <w:r>
+        <w:rPr>
+          <w:noProof/>
+        </w:rPr>
         <w:drawing>
-          <wp:anchor distT="0" distB="0" distL="114300" distR="114300" simplePos="0" relativeHeight="251660288" behindDoc="0" locked="0" layoutInCell="1" allowOverlap="1" wp14:anchorId="5ACB921B" wp14:editId="35E1C93A">
+          <wp:anchor distT="0" distB="0" distL="114300" distR="114300" simplePos="0" relativeHeight="251677696" behindDoc="0" locked="0" layoutInCell="1" allowOverlap="1" wp14:anchorId="7CBE5360" wp14:editId="31FFF40F">
             <wp:simplePos x="0" y="0"/>
             <wp:positionH relativeFrom="column">
-              <wp:posOffset>-710021</wp:posOffset>
+              <wp:posOffset>-571500</wp:posOffset>
             </wp:positionH>
             <wp:positionV relativeFrom="paragraph">
-              <wp:posOffset>5043805</wp:posOffset>
+              <wp:posOffset>7607300</wp:posOffset>
             </wp:positionV>
-            <wp:extent cx="6887822" cy="2569029"/>
-            <wp:effectExtent l="0" t="0" r="8890" b="3175"/>
+            <wp:extent cx="5394960" cy="365760"/>
+            <wp:effectExtent l="0" t="0" r="0" b="0"/>
+            <wp:wrapNone/>
+            <wp:docPr id="28" name="Imagen 28"/>
+            <wp:cNvGraphicFramePr>
+              <a:graphicFrameLocks xmlns:a="http://schemas.openxmlformats.org/drawingml/2006/main" noChangeAspect="1"/>
+            </wp:cNvGraphicFramePr>
+            <a:graphic xmlns:a="http://schemas.openxmlformats.org/drawingml/2006/main">
+              <a:graphicData uri="http://schemas.openxmlformats.org/drawingml/2006/picture">
+                <pic:pic xmlns:pic="http://schemas.openxmlformats.org/drawingml/2006/picture">
+                  <pic:nvPicPr>
+                    <pic:cNvPr id="0" name="Picture 4"/>
+                    <pic:cNvPicPr>
+                      <a:picLocks noChangeAspect="1" noChangeArrowheads="1"/>
+                    </pic:cNvPicPr>
+                  </pic:nvPicPr>
+                  <pic:blipFill>
+                    <a:blip r:embed="rId8" cstate="print">
+                      <a:extLst>
+                        <a:ext uri="{28A0092B-C50C-407E-A947-70E740481C1C}">
+                          <a14:useLocalDpi xmlns:a14="http://schemas.microsoft.com/office/drawing/2010/main" val="0"/>
+                        </a:ext>
+                      </a:extLst>
+                    </a:blip>
+                    <a:srcRect/>
+                    <a:stretch>
+                      <a:fillRect/>
+                    </a:stretch>
+                  </pic:blipFill>
+                  <pic:spPr bwMode="auto">
+                    <a:xfrm>
+                      <a:off x="0" y="0"/>
+                      <a:ext cx="5394960" cy="365760"/>
+                    </a:xfrm>
+                    <a:prstGeom prst="rect">
+                      <a:avLst/>
+                    </a:prstGeom>
+                    <a:noFill/>
+                    <a:ln>
+                      <a:noFill/>
+                    </a:ln>
+                  </pic:spPr>
+                </pic:pic>
+              </a:graphicData>
+            </a:graphic>
+            <wp14:sizeRelH relativeFrom="page">
+              <wp14:pctWidth>0</wp14:pctWidth>
+            </wp14:sizeRelH>
+            <wp14:sizeRelV relativeFrom="page">
+              <wp14:pctHeight>0</wp14:pctHeight>
+            </wp14:sizeRelV>
+          </wp:anchor>
+        </w:drawing>
+      </w:r>
+      <w:r>
+        <w:rPr>
+          <w:noProof/>
+        </w:rPr>
+        <w:drawing>
+          <wp:anchor distT="0" distB="0" distL="114300" distR="114300" simplePos="0" relativeHeight="251658240" behindDoc="0" locked="0" layoutInCell="1" allowOverlap="1" wp14:anchorId="5ACB921B" wp14:editId="7C464969">
+            <wp:simplePos x="0" y="0"/>
+            <wp:positionH relativeFrom="column">
+              <wp:posOffset>-711835</wp:posOffset>
+            </wp:positionH>
+            <wp:positionV relativeFrom="paragraph">
+              <wp:posOffset>4993006</wp:posOffset>
+            </wp:positionV>
+            <wp:extent cx="6887210" cy="2400300"/>
+            <wp:effectExtent l="0" t="0" r="8890" b="0"/>
             <wp:wrapNone/>
             <wp:docPr id="2" name="Imagen 2"/>
             <wp:cNvGraphicFramePr>
@@ -111,7 +339,7 @@
                     <pic:cNvPicPr/>
                   </pic:nvPicPr>
                   <pic:blipFill>
-                    <a:blip r:embed="rId7" cstate="print">
+                    <a:blip r:embed="rId9" cstate="print">
                       <a:extLst>
                         <a:ext uri="{28A0092B-C50C-407E-A947-70E740481C1C}">
                           <a14:useLocalDpi xmlns:a14="http://schemas.microsoft.com/office/drawing/2010/main" val="0"/>
@@ -125,7 +353,7 @@
                   <pic:spPr>
                     <a:xfrm>
                       <a:off x="0" y="0"/>
-                      <a:ext cx="6896164" cy="2572141"/>
+                      <a:ext cx="6887210" cy="2400300"/>
                     </a:xfrm>
                     <a:prstGeom prst="rect">
                       <a:avLst/>
@@ -150,15 +378,15 @@
         <mc:AlternateContent>
           <mc:Choice Requires="wps">
             <w:drawing>
-              <wp:anchor distT="0" distB="0" distL="114300" distR="114300" simplePos="0" relativeHeight="251668480" behindDoc="0" locked="0" layoutInCell="1" allowOverlap="1" wp14:anchorId="0A203B92" wp14:editId="61C3D4C1">
+              <wp:anchor distT="0" distB="0" distL="114300" distR="114300" simplePos="0" relativeHeight="251666432" behindDoc="0" locked="0" layoutInCell="1" allowOverlap="1" wp14:anchorId="0A203B92" wp14:editId="663ED38E">
                 <wp:simplePos x="0" y="0"/>
                 <wp:positionH relativeFrom="margin">
-                  <wp:posOffset>-296364</wp:posOffset>
+                  <wp:posOffset>-295910</wp:posOffset>
                 </wp:positionH>
                 <wp:positionV relativeFrom="paragraph">
-                  <wp:posOffset>5577205</wp:posOffset>
+                  <wp:posOffset>5450205</wp:posOffset>
                 </wp:positionV>
-                <wp:extent cx="6086475" cy="1872343"/>
+                <wp:extent cx="6086475" cy="1871980"/>
                 <wp:effectExtent l="0" t="0" r="0" b="0"/>
                 <wp:wrapNone/>
                 <wp:docPr id="11" name="Cuadro de texto 11"/>
@@ -170,7 +398,7 @@
                       <wps:spPr>
                         <a:xfrm>
                           <a:off x="0" y="0"/>
-                          <a:ext cx="6086475" cy="1872343"/>
+                          <a:ext cx="6086475" cy="1871980"/>
                         </a:xfrm>
                         <a:prstGeom prst="rect">
                           <a:avLst/>
@@ -194,7 +422,83 @@
                                 <w:sz w:val="26"/>
                                 <w:szCs w:val="26"/>
                               </w:rPr>
-                              <w:t>La app de New Climb en Odoo se basa en tres partes principales: los clientes, el material y los alquileres, que son los que conectan a los dos primeros. Cada pieza de material viene de un proveedor (nuestras marcas de ropa y las empresas de material técnico) y guarda su historial de revisiones, así que Odoo no deja alquilar nada que esté caducado o sin revisar. Cuando un cliente devuelve un alquiler, la app le suma los metros de desnivel y, si decide quedarse el producto, calcula sola el precio final descontando lo que ya pagó.</w:t>
+                              <w:t xml:space="preserve">La </w:t>
+                            </w:r>
+                            <w:r>
+                              <w:rPr>
+                                <w:b/>
+                                <w:bCs/>
+                                <w:sz w:val="26"/>
+                                <w:szCs w:val="26"/>
+                              </w:rPr>
+                              <w:t xml:space="preserve">app de New </w:t>
+                            </w:r>
+                            <w:proofErr w:type="spellStart"/>
+                            <w:r>
+                              <w:rPr>
+                                <w:b/>
+                                <w:bCs/>
+                                <w:sz w:val="26"/>
+                                <w:szCs w:val="26"/>
+                              </w:rPr>
+                              <w:t>Climb</w:t>
+                            </w:r>
+                            <w:proofErr w:type="spellEnd"/>
+                            <w:r>
+                              <w:rPr>
+                                <w:sz w:val="26"/>
+                                <w:szCs w:val="26"/>
+                              </w:rPr>
+                              <w:t xml:space="preserve"> en </w:t>
+                            </w:r>
+                            <w:proofErr w:type="spellStart"/>
+                            <w:r>
+                              <w:rPr>
+                                <w:sz w:val="26"/>
+                                <w:szCs w:val="26"/>
+                              </w:rPr>
+                              <w:t>Odoo</w:t>
+                            </w:r>
+                            <w:proofErr w:type="spellEnd"/>
+                            <w:r>
+                              <w:rPr>
+                                <w:sz w:val="26"/>
+                                <w:szCs w:val="26"/>
+                              </w:rPr>
+                              <w:t xml:space="preserve"> se basa en tres partes principales: los clientes, el material y los alquileres, que son los que conectan a los dos primeros. Cada pieza de material viene de un proveedor (nuestras marcas de ropa y las empresas de material técnico) y guarda su historial de revisiones, </w:t>
+                            </w:r>
+                            <w:r>
+                              <w:rPr>
+                                <w:sz w:val="26"/>
+                                <w:szCs w:val="26"/>
+                                <w:u w:val="single"/>
+                              </w:rPr>
+                              <w:t xml:space="preserve">así que </w:t>
+                            </w:r>
+                            <w:proofErr w:type="spellStart"/>
+                            <w:r>
+                              <w:rPr>
+                                <w:sz w:val="26"/>
+                                <w:szCs w:val="26"/>
+                                <w:u w:val="single"/>
+                              </w:rPr>
+                              <w:t>Odoo</w:t>
+                            </w:r>
+                            <w:proofErr w:type="spellEnd"/>
+                            <w:r>
+                              <w:rPr>
+                                <w:sz w:val="26"/>
+                                <w:szCs w:val="26"/>
+                                <w:u w:val="single"/>
+                              </w:rPr>
+                              <w:t xml:space="preserve"> no deja alquilar nada que esté caducado o sin revisar.</w:t>
+                            </w:r>
+                            <w:r>
+                              <w:rPr>
+                                <w:sz w:val="26"/>
+                                <w:szCs w:val="26"/>
+                              </w:rPr>
+                              <w:t xml:space="preserve"> Cuando un cliente devuelve un alquiler, la app le suma los metros de desnivel y, si decide quedarse el producto, calcula sola el precio final descontando lo que ya pagó.</w:t>
                             </w:r>
                           </w:p>
                         </w:txbxContent>
@@ -220,7 +524,7 @@
                 <v:stroke joinstyle="miter"/>
                 <v:path gradientshapeok="t" o:connecttype="rect"/>
               </v:shapetype>
-              <v:shape id="Cuadro de texto 11" o:spid="_x0000_s1026" type="#_x0000_t202" style="position:absolute;margin-left:-23.35pt;margin-top:439.15pt;width:479.25pt;height:147.45pt;z-index:251668480;visibility:visible;mso-wrap-style:square;mso-height-percent:0;mso-wrap-distance-left:9pt;mso-wrap-distance-top:0;mso-wrap-distance-right:9pt;mso-wrap-distance-bottom:0;mso-position-horizontal:absolute;mso-position-horizontal-relative:margin;mso-position-vertical:absolute;mso-position-vertical-relative:text;mso-height-percent:0;mso-height-relative:margin;v-text-anchor:top" o:gfxdata="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" filled="f" stroked="f" strokeweight=".5pt">
+              <v:shape id="Cuadro de texto 11" o:spid="_x0000_s1027" type="#_x0000_t202" style="position:absolute;margin-left:-23.3pt;margin-top:429.15pt;width:479.25pt;height:147.4pt;z-index:251666432;visibility:visible;mso-wrap-style:square;mso-height-percent:0;mso-wrap-distance-left:9pt;mso-wrap-distance-top:0;mso-wrap-distance-right:9pt;mso-wrap-distance-bottom:0;mso-position-horizontal:absolute;mso-position-horizontal-relative:margin;mso-position-vertical:absolute;mso-position-vertical-relative:text;mso-height-percent:0;mso-height-relative:margin;v-text-anchor:top" o:gfxdata="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" filled="f" stroked="f" strokeweight=".5pt">
                 <v:textbox>
                   <w:txbxContent>
                     <w:p>
@@ -235,55 +539,83 @@
                           <w:sz w:val="26"/>
                           <w:szCs w:val="26"/>
                         </w:rPr>
-                        <w:t xml:space="preserve">La app de New </w:t>
-                      </w:r>
-                      <w:proofErr w:type="spellStart"/>
-                      <w:r>
-                        <w:rPr>
+                        <w:t xml:space="preserve">La </w:t>
+                      </w:r>
+                      <w:r>
+                        <w:rPr>
+                          <w:b/>
+                          <w:bCs/>
                           <w:sz w:val="26"/>
                           <w:szCs w:val="26"/>
                         </w:rPr>
-                        <w:t>Climb</w:t>
-                      </w:r>
-                      <w:proofErr w:type="spellEnd"/>
-                      <w:r>
-                        <w:rPr>
+                        <w:t xml:space="preserve">app de New </w:t>
+                      </w:r>
+                      <w:proofErr w:type="spellStart"/>
+                      <w:r>
+                        <w:rPr>
+                          <w:b/>
+                          <w:bCs/>
                           <w:sz w:val="26"/>
                           <w:szCs w:val="26"/>
                         </w:rPr>
-                        <w:t xml:space="preserve"> en </w:t>
-                      </w:r>
-                      <w:proofErr w:type="spellStart"/>
+                        <w:t>Climb</w:t>
+                      </w:r>
+                      <w:proofErr w:type="spellEnd"/>
                       <w:r>
                         <w:rPr>
                           <w:sz w:val="26"/>
                           <w:szCs w:val="26"/>
                         </w:rPr>
-                        <w:t>Odoo</w:t>
-                      </w:r>
-                      <w:proofErr w:type="spellEnd"/>
+                        <w:t xml:space="preserve"> en </w:t>
+                      </w:r>
+                      <w:proofErr w:type="spellStart"/>
                       <w:r>
                         <w:rPr>
                           <w:sz w:val="26"/>
                           <w:szCs w:val="26"/>
                         </w:rPr>
-                        <w:t xml:space="preserve"> se basa en tres partes principales: los clientes, el material y los alquileres, que son los que conectan a los dos primeros. Cada pieza de material viene de un proveedor (nuestras marcas de ropa y las empresas de material técnico) y guarda su historial de revisiones, así que </w:t>
-                      </w:r>
-                      <w:proofErr w:type="spellStart"/>
+                        <w:t>Odoo</w:t>
+                      </w:r>
+                      <w:proofErr w:type="spellEnd"/>
                       <w:r>
                         <w:rPr>
                           <w:sz w:val="26"/>
                           <w:szCs w:val="26"/>
                         </w:rPr>
-                        <w:t>Odoo</w:t>
-                      </w:r>
-                      <w:proofErr w:type="spellEnd"/>
+                        <w:t xml:space="preserve"> se basa en tres partes principales: los clientes, el material y los alquileres, que son los que conectan a los dos primeros. Cada pieza de material viene de un proveedor (nuestras marcas de ropa y las empresas de material técnico) y guarda su historial de revisiones, </w:t>
+                      </w:r>
                       <w:r>
                         <w:rPr>
                           <w:sz w:val="26"/>
                           <w:szCs w:val="26"/>
-                        </w:rPr>
-                        <w:t xml:space="preserve"> no deja alquilar nada que esté caducado o sin revisar. Cuando un cliente devuelve un alquiler, la app le suma los metros de desnivel y, si decide quedarse el producto, calcula sola el precio final descontando lo que ya pagó.</w:t>
+                          <w:u w:val="single"/>
+                        </w:rPr>
+                        <w:t xml:space="preserve">así que </w:t>
+                      </w:r>
+                      <w:proofErr w:type="spellStart"/>
+                      <w:r>
+                        <w:rPr>
+                          <w:sz w:val="26"/>
+                          <w:szCs w:val="26"/>
+                          <w:u w:val="single"/>
+                        </w:rPr>
+                        <w:t>Odoo</w:t>
+                      </w:r>
+                      <w:proofErr w:type="spellEnd"/>
+                      <w:r>
+                        <w:rPr>
+                          <w:sz w:val="26"/>
+                          <w:szCs w:val="26"/>
+                          <w:u w:val="single"/>
+                        </w:rPr>
+                        <w:t xml:space="preserve"> no deja alquilar nada que esté caducado o sin revisar.</w:t>
+                      </w:r>
+                      <w:r>
+                        <w:rPr>
+                          <w:sz w:val="26"/>
+                          <w:szCs w:val="26"/>
+                        </w:rPr>
+                        <w:t xml:space="preserve"> Cuando un cliente devuelve un alquiler, la app le suma los metros de desnivel y, si decide quedarse el producto, calcula sola el precio final descontando lo que ya pagó.</w:t>
                       </w:r>
                     </w:p>
                   </w:txbxContent>
@@ -301,7 +633,7 @@
         <mc:AlternateContent>
           <mc:Choice Requires="wps">
             <w:drawing>
-              <wp:anchor distT="0" distB="0" distL="114300" distR="114300" simplePos="0" relativeHeight="251666432" behindDoc="0" locked="0" layoutInCell="1" allowOverlap="1" wp14:anchorId="4827C853" wp14:editId="5B84ED05">
+              <wp:anchor distT="0" distB="0" distL="114300" distR="114300" simplePos="0" relativeHeight="251664384" behindDoc="0" locked="0" layoutInCell="1" allowOverlap="1" wp14:anchorId="4827C853" wp14:editId="6F929A85">
                 <wp:simplePos x="0" y="0"/>
                 <wp:positionH relativeFrom="column">
                   <wp:posOffset>-337185</wp:posOffset>
@@ -354,8 +686,19 @@
                                 <w:sz w:val="26"/>
                                 <w:szCs w:val="26"/>
                               </w:rPr>
-                              <w:t>New Climb</w:t>
-                            </w:r>
+                              <w:t xml:space="preserve">New </w:t>
+                            </w:r>
+                            <w:proofErr w:type="spellStart"/>
+                            <w:r>
+                              <w:rPr>
+                                <w:b/>
+                                <w:bCs/>
+                                <w:sz w:val="26"/>
+                                <w:szCs w:val="26"/>
+                              </w:rPr>
+                              <w:t>Climb</w:t>
+                            </w:r>
+                            <w:proofErr w:type="spellEnd"/>
                             <w:r>
                               <w:rPr>
                                 <w:sz w:val="26"/>
@@ -383,7 +726,7 @@
           </mc:Choice>
           <mc:Fallback>
             <w:pict>
-              <v:shape w14:anchorId="4827C853" id="Cuadro de texto 10" o:spid="_x0000_s1027" type="#_x0000_t202" style="position:absolute;margin-left:-26.55pt;margin-top:91.9pt;width:479.25pt;height:265.5pt;z-index:251666432;visibility:visible;mso-wrap-style:square;mso-height-percent:0;mso-wrap-distance-left:9pt;mso-wrap-distance-top:0;mso-wrap-distance-right:9pt;mso-wrap-distance-bottom:0;mso-position-horizontal:absolute;mso-position-horizontal-relative:text;mso-position-vertical:absolute;mso-position-vertical-relative:text;mso-height-percent:0;mso-height-relative:margin;v-text-anchor:top" o:gfxdata="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" filled="f" stroked="f" strokeweight=".5pt">
+              <v:shape w14:anchorId="4827C853" id="Cuadro de texto 10" o:spid="_x0000_s1028" type="#_x0000_t202" style="position:absolute;margin-left:-26.55pt;margin-top:91.9pt;width:479.25pt;height:265.5pt;z-index:251664384;visibility:visible;mso-wrap-style:square;mso-height-percent:0;mso-wrap-distance-left:9pt;mso-wrap-distance-top:0;mso-wrap-distance-right:9pt;mso-wrap-distance-bottom:0;mso-position-horizontal:absolute;mso-position-horizontal-relative:text;mso-position-vertical:absolute;mso-position-vertical-relative:text;mso-height-percent:0;mso-height-relative:margin;v-text-anchor:top" o:gfxdata="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" filled="f" stroked="f" strokeweight=".5pt">
                 <v:textbox>
                   <w:txbxContent>
                     <w:p>
@@ -398,21 +741,7 @@
                           <w:sz w:val="26"/>
                           <w:szCs w:val="26"/>
                         </w:rPr>
-                        <w:t xml:space="preserve">¿Te gusta la </w:t>
-                      </w:r>
-                      <w:r>
-                        <w:rPr>
-                          <w:sz w:val="26"/>
-                          <w:szCs w:val="26"/>
-                        </w:rPr>
-                        <w:t>montaña,</w:t>
-                      </w:r>
-                      <w:r>
-                        <w:rPr>
-                          <w:sz w:val="26"/>
-                          <w:szCs w:val="26"/>
-                        </w:rPr>
-                        <w:t xml:space="preserve"> pero te duele gastarte un dineral en un equipo que vas a usar cuatro fines de semana al año? ¿Has alquilado alguna vez un arnés y te has preguntado cuántas caídas lleva encima? En </w:t>
+                        <w:t xml:space="preserve">¿Te gusta la montaña, pero te duele gastarte un dineral en un equipo que vas a usar cuatro fines de semana al año? ¿Has alquilado alguna vez un arnés y te has preguntado cuántas caídas lleva encima? En </w:t>
                       </w:r>
                       <w:r>
                         <w:rPr>
@@ -456,7 +785,7 @@
         <mc:AlternateContent>
           <mc:Choice Requires="wps">
             <w:drawing>
-              <wp:anchor distT="0" distB="0" distL="114300" distR="114300" simplePos="0" relativeHeight="251665408" behindDoc="0" locked="0" layoutInCell="1" allowOverlap="1" wp14:anchorId="5ACB6ACE" wp14:editId="29C77F64">
+              <wp:anchor distT="0" distB="0" distL="114300" distR="114300" simplePos="0" relativeHeight="251663360" behindDoc="0" locked="0" layoutInCell="1" allowOverlap="1" wp14:anchorId="5ACB6ACE" wp14:editId="27AB3EBD">
                 <wp:simplePos x="0" y="0"/>
                 <wp:positionH relativeFrom="column">
                   <wp:posOffset>-289560</wp:posOffset>
@@ -547,7 +876,7 @@
           </mc:Choice>
           <mc:Fallback>
             <w:pict>
-              <v:shape w14:anchorId="5ACB6ACE" id="Cuadro de texto 9" o:spid="_x0000_s1028" type="#_x0000_t202" style="position:absolute;margin-left:-22.8pt;margin-top:62.65pt;width:160.5pt;height:30pt;z-index:251665408;visibility:visible;mso-wrap-style:square;mso-width-percent:0;mso-height-percent:0;mso-wrap-distance-left:9pt;mso-wrap-distance-top:0;mso-wrap-distance-right:9pt;mso-wrap-distance-bottom:0;mso-position-horizontal:absolute;mso-position-horizontal-relative:text;mso-position-vertical:absolute;mso-position-vertical-relative:text;mso-width-percent:0;mso-height-percent:0;mso-width-relative:margin;mso-height-relative:margin;v-text-anchor:top" o:gfxdata="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" filled="f" stroked="f" strokeweight=".5pt">
+              <v:shape w14:anchorId="5ACB6ACE" id="Cuadro de texto 9" o:spid="_x0000_s1029" type="#_x0000_t202" style="position:absolute;margin-left:-22.8pt;margin-top:62.65pt;width:160.5pt;height:30pt;z-index:251663360;visibility:visible;mso-wrap-style:square;mso-width-percent:0;mso-height-percent:0;mso-wrap-distance-left:9pt;mso-wrap-distance-top:0;mso-wrap-distance-right:9pt;mso-wrap-distance-bottom:0;mso-position-horizontal:absolute;mso-position-horizontal-relative:text;mso-position-vertical:absolute;mso-position-vertical-relative:text;mso-width-percent:0;mso-height-percent:0;mso-width-relative:margin;mso-height-relative:margin;v-text-anchor:top" o:gfxdata="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" filled="f" stroked="f" strokeweight=".5pt">
                 <v:textbox>
                   <w:txbxContent>
                     <w:p>
@@ -599,7 +928,7 @@
           <w:noProof/>
         </w:rPr>
         <w:drawing>
-          <wp:anchor distT="0" distB="0" distL="114300" distR="114300" simplePos="0" relativeHeight="251659264" behindDoc="0" locked="0" layoutInCell="1" allowOverlap="1" wp14:anchorId="297D9391" wp14:editId="0CD0949A">
+          <wp:anchor distT="0" distB="0" distL="114300" distR="114300" simplePos="0" relativeHeight="251657216" behindDoc="0" locked="0" layoutInCell="1" allowOverlap="1" wp14:anchorId="297D9391" wp14:editId="73296A10">
             <wp:simplePos x="0" y="0"/>
             <wp:positionH relativeFrom="margin">
               <wp:posOffset>-749935</wp:posOffset>
@@ -622,7 +951,7 @@
                     <pic:cNvPicPr/>
                   </pic:nvPicPr>
                   <pic:blipFill>
-                    <a:blip r:embed="rId8" cstate="print">
+                    <a:blip r:embed="rId10" cstate="print">
                       <a:extLst>
                         <a:ext uri="{28A0092B-C50C-407E-A947-70E740481C1C}">
                           <a14:useLocalDpi xmlns:a14="http://schemas.microsoft.com/office/drawing/2010/main" val="0"/>
@@ -659,7 +988,7 @@
           <w:noProof/>
         </w:rPr>
         <w:drawing>
-          <wp:anchor distT="0" distB="0" distL="114300" distR="114300" simplePos="0" relativeHeight="251662336" behindDoc="0" locked="1" layoutInCell="1" allowOverlap="1" wp14:anchorId="44E3BF2C" wp14:editId="60867DFF">
+          <wp:anchor distT="0" distB="0" distL="114300" distR="114300" simplePos="0" relativeHeight="251660288" behindDoc="0" locked="1" layoutInCell="1" allowOverlap="1" wp14:anchorId="44E3BF2C" wp14:editId="2F7B3968">
             <wp:simplePos x="0" y="0"/>
             <wp:positionH relativeFrom="page">
               <wp:posOffset>0</wp:posOffset>
@@ -682,7 +1011,7 @@
                     <pic:cNvPicPr/>
                   </pic:nvPicPr>
                   <pic:blipFill>
-                    <a:blip r:embed="rId9" cstate="print">
+                    <a:blip r:embed="rId11" cstate="print">
                       <a:extLst>
                         <a:ext uri="{28A0092B-C50C-407E-A947-70E740481C1C}">
                           <a14:useLocalDpi xmlns:a14="http://schemas.microsoft.com/office/drawing/2010/main" val="0"/>
@@ -720,7 +1049,1289 @@
     </w:p>
     <w:p>
       <w:r>
+        <w:rPr>
+          <w:noProof/>
+        </w:rPr>
         <w:lastRenderedPageBreak/>
+        <mc:AlternateContent>
+          <mc:Choice Requires="wps">
+            <w:drawing>
+              <wp:anchor distT="0" distB="0" distL="114300" distR="114300" simplePos="0" relativeHeight="251686912" behindDoc="0" locked="0" layoutInCell="1" allowOverlap="1" wp14:anchorId="0A0C0F80" wp14:editId="2A5853B3">
+                <wp:simplePos x="0" y="0"/>
+                <wp:positionH relativeFrom="margin">
+                  <wp:align>center</wp:align>
+                </wp:positionH>
+                <wp:positionV relativeFrom="paragraph">
+                  <wp:posOffset>6390005</wp:posOffset>
+                </wp:positionV>
+                <wp:extent cx="6248400" cy="2273300"/>
+                <wp:effectExtent l="0" t="0" r="0" b="0"/>
+                <wp:wrapNone/>
+                <wp:docPr id="35" name="Cuadro de texto 35"/>
+                <wp:cNvGraphicFramePr/>
+                <a:graphic xmlns:a="http://schemas.openxmlformats.org/drawingml/2006/main">
+                  <a:graphicData uri="http://schemas.microsoft.com/office/word/2010/wordprocessingShape">
+                    <wps:wsp>
+                      <wps:cNvSpPr txBox="1"/>
+                      <wps:spPr>
+                        <a:xfrm>
+                          <a:off x="0" y="0"/>
+                          <a:ext cx="6248400" cy="2273300"/>
+                        </a:xfrm>
+                        <a:prstGeom prst="rect">
+                          <a:avLst/>
+                        </a:prstGeom>
+                        <a:noFill/>
+                        <a:ln w="6350">
+                          <a:noFill/>
+                        </a:ln>
+                      </wps:spPr>
+                      <wps:txbx>
+                        <w:txbxContent>
+                          <w:p>
+                            <w:pPr>
+                              <w:pStyle w:val="Prrafodelista"/>
+                              <w:numPr>
+                                <w:ilvl w:val="0"/>
+                                <w:numId w:val="5"/>
+                              </w:numPr>
+                            </w:pPr>
+                            <w:r>
+                              <w:t xml:space="preserve">En el </w:t>
+                            </w:r>
+                            <w:r>
+                              <w:rPr>
+                                <w:b/>
+                                <w:bCs/>
+                              </w:rPr>
+                              <w:t>módulo material</w:t>
+                            </w:r>
+                            <w:r>
+                              <w:t xml:space="preserve"> (las piezas tendrán un precio diario, precio de venta, registro del cliente comprador y alquiler en el que se vendió, para saber </w:t>
+                            </w:r>
+                            <w:proofErr w:type="spellStart"/>
+                            <w:r>
+                              <w:t>cuantos</w:t>
+                            </w:r>
+                            <w:proofErr w:type="spellEnd"/>
+                            <w:r>
+                              <w:t xml:space="preserve"> días pagó)</w:t>
+                            </w:r>
+                          </w:p>
+                          <w:p>
+                            <w:pPr>
+                              <w:pStyle w:val="Prrafodelista"/>
+                              <w:numPr>
+                                <w:ilvl w:val="0"/>
+                                <w:numId w:val="5"/>
+                              </w:numPr>
+                            </w:pPr>
+                            <w:r>
+                              <w:t xml:space="preserve">Si el </w:t>
+                            </w:r>
+                            <w:proofErr w:type="spellStart"/>
+                            <w:r>
+                              <w:t>clietne</w:t>
+                            </w:r>
+                            <w:proofErr w:type="spellEnd"/>
+                            <w:r>
+                              <w:t xml:space="preserve"> se queda una pieza</w:t>
+                            </w:r>
+                            <w:r>
+                              <w:rPr>
+                                <w:b/>
+                                <w:bCs/>
+                              </w:rPr>
+                              <w:t xml:space="preserve">, esa pieza cambia a “Vendido”. </w:t>
+                            </w:r>
+                            <w:r>
+                              <w:t>No se va a mover a otra tabla</w:t>
+                            </w:r>
+                          </w:p>
+                          <w:p>
+                            <w:pPr>
+                              <w:pStyle w:val="Prrafodelista"/>
+                              <w:numPr>
+                                <w:ilvl w:val="0"/>
+                                <w:numId w:val="5"/>
+                              </w:numPr>
+                            </w:pPr>
+                            <w:r>
+                              <w:rPr>
+                                <w:u w:val="single"/>
+                              </w:rPr>
+                              <w:t xml:space="preserve">Fórmula: </w:t>
+                            </w:r>
+                            <w:r>
+                              <w:rPr>
+                                <w:b/>
+                                <w:bCs/>
+                              </w:rPr>
+                              <w:t>Precio Final =</w:t>
+                            </w:r>
+                            <w:r>
+                              <w:t xml:space="preserve"> Precio venta – (precio por día x </w:t>
+                            </w:r>
+                            <w:proofErr w:type="spellStart"/>
+                            <w:r>
+                              <w:t>nº</w:t>
+                            </w:r>
+                            <w:proofErr w:type="spellEnd"/>
+                            <w:r>
+                              <w:t xml:space="preserve"> días de alquiler</w:t>
+                            </w:r>
+                            <w:proofErr w:type="gramStart"/>
+                            <w:r>
+                              <w:t xml:space="preserve">) </w:t>
+                            </w:r>
+                            <w:r>
+                              <w:t>.</w:t>
+                            </w:r>
+                            <w:proofErr w:type="gramEnd"/>
+                            <w:r>
+                              <w:t xml:space="preserve"> Aquí es donde usaremos el </w:t>
+                            </w:r>
+                            <w:r>
+                              <w:rPr>
+                                <w:i/>
+                                <w:iCs/>
+                              </w:rPr>
+                              <w:t>@</w:t>
+                            </w:r>
+                            <w:proofErr w:type="gramStart"/>
+                            <w:r>
+                              <w:rPr>
+                                <w:i/>
+                                <w:iCs/>
+                              </w:rPr>
+                              <w:t>api.legends</w:t>
+                            </w:r>
+                            <w:proofErr w:type="gramEnd"/>
+                          </w:p>
+                          <w:p>
+                            <w:pPr>
+                              <w:pStyle w:val="Prrafodelista"/>
+                              <w:numPr>
+                                <w:ilvl w:val="0"/>
+                                <w:numId w:val="5"/>
+                              </w:numPr>
+                            </w:pPr>
+                            <w:r>
+                              <w:t xml:space="preserve">Meteremos una </w:t>
+                            </w:r>
+                            <w:r>
+                              <w:rPr>
+                                <w:b/>
+                                <w:bCs/>
+                              </w:rPr>
+                              <w:t xml:space="preserve">regla de negocio: </w:t>
+                            </w:r>
+                            <w:r>
+                              <w:t>si sale negativo en la operación anterior; se le regalará la pieza al cliente. Para un futuro estaría bien crear una app a parte para llevar todo el tema de los puntos, registrar bien los días de alquiler y demás.</w:t>
+                            </w:r>
+                          </w:p>
+                        </w:txbxContent>
+                      </wps:txbx>
+                      <wps:bodyPr rot="0" spcFirstLastPara="0" vertOverflow="overflow" horzOverflow="overflow" vert="horz" wrap="square" lIns="91440" tIns="45720" rIns="91440" bIns="45720" numCol="1" spcCol="0" rtlCol="0" fromWordArt="0" anchor="t" anchorCtr="0" forceAA="0" compatLnSpc="1">
+                        <a:prstTxWarp prst="textNoShape">
+                          <a:avLst/>
+                        </a:prstTxWarp>
+                        <a:noAutofit/>
+                      </wps:bodyPr>
+                    </wps:wsp>
+                  </a:graphicData>
+                </a:graphic>
+                <wp14:sizeRelV relativeFrom="margin">
+                  <wp14:pctHeight>0</wp14:pctHeight>
+                </wp14:sizeRelV>
+              </wp:anchor>
+            </w:drawing>
+          </mc:Choice>
+          <mc:Fallback>
+            <w:pict>
+              <v:shape w14:anchorId="0A0C0F80" id="Cuadro de texto 35" o:spid="_x0000_s1030" type="#_x0000_t202" style="position:absolute;margin-left:0;margin-top:503.15pt;width:492pt;height:179pt;z-index:251686912;visibility:visible;mso-wrap-style:square;mso-height-percent:0;mso-wrap-distance-left:9pt;mso-wrap-distance-top:0;mso-wrap-distance-right:9pt;mso-wrap-distance-bottom:0;mso-position-horizontal:center;mso-position-horizontal-relative:margin;mso-position-vertical:absolute;mso-position-vertical-relative:text;mso-height-percent:0;mso-height-relative:margin;v-text-anchor:top" o:gfxdata="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" filled="f" stroked="f" strokeweight=".5pt">
+                <v:textbox>
+                  <w:txbxContent>
+                    <w:p>
+                      <w:pPr>
+                        <w:pStyle w:val="Prrafodelista"/>
+                        <w:numPr>
+                          <w:ilvl w:val="0"/>
+                          <w:numId w:val="5"/>
+                        </w:numPr>
+                      </w:pPr>
+                      <w:r>
+                        <w:t xml:space="preserve">En el </w:t>
+                      </w:r>
+                      <w:r>
+                        <w:rPr>
+                          <w:b/>
+                          <w:bCs/>
+                        </w:rPr>
+                        <w:t>módulo material</w:t>
+                      </w:r>
+                      <w:r>
+                        <w:t xml:space="preserve"> (las piezas tendrán un precio diario, precio de venta, registro del cliente comprador y alquiler en el que se vendió, para saber </w:t>
+                      </w:r>
+                      <w:proofErr w:type="spellStart"/>
+                      <w:r>
+                        <w:t>cuantos</w:t>
+                      </w:r>
+                      <w:proofErr w:type="spellEnd"/>
+                      <w:r>
+                        <w:t xml:space="preserve"> días pagó)</w:t>
+                      </w:r>
+                    </w:p>
+                    <w:p>
+                      <w:pPr>
+                        <w:pStyle w:val="Prrafodelista"/>
+                        <w:numPr>
+                          <w:ilvl w:val="0"/>
+                          <w:numId w:val="5"/>
+                        </w:numPr>
+                      </w:pPr>
+                      <w:r>
+                        <w:t xml:space="preserve">Si el </w:t>
+                      </w:r>
+                      <w:proofErr w:type="spellStart"/>
+                      <w:r>
+                        <w:t>clietne</w:t>
+                      </w:r>
+                      <w:proofErr w:type="spellEnd"/>
+                      <w:r>
+                        <w:t xml:space="preserve"> se queda una pieza</w:t>
+                      </w:r>
+                      <w:r>
+                        <w:rPr>
+                          <w:b/>
+                          <w:bCs/>
+                        </w:rPr>
+                        <w:t xml:space="preserve">, esa pieza cambia a “Vendido”. </w:t>
+                      </w:r>
+                      <w:r>
+                        <w:t>No se va a mover a otra tabla</w:t>
+                      </w:r>
+                    </w:p>
+                    <w:p>
+                      <w:pPr>
+                        <w:pStyle w:val="Prrafodelista"/>
+                        <w:numPr>
+                          <w:ilvl w:val="0"/>
+                          <w:numId w:val="5"/>
+                        </w:numPr>
+                      </w:pPr>
+                      <w:r>
+                        <w:rPr>
+                          <w:u w:val="single"/>
+                        </w:rPr>
+                        <w:t xml:space="preserve">Fórmula: </w:t>
+                      </w:r>
+                      <w:r>
+                        <w:rPr>
+                          <w:b/>
+                          <w:bCs/>
+                        </w:rPr>
+                        <w:t>Precio Final =</w:t>
+                      </w:r>
+                      <w:r>
+                        <w:t xml:space="preserve"> Precio venta – (precio por día x </w:t>
+                      </w:r>
+                      <w:proofErr w:type="spellStart"/>
+                      <w:r>
+                        <w:t>nº</w:t>
+                      </w:r>
+                      <w:proofErr w:type="spellEnd"/>
+                      <w:r>
+                        <w:t xml:space="preserve"> días de alquiler</w:t>
+                      </w:r>
+                      <w:proofErr w:type="gramStart"/>
+                      <w:r>
+                        <w:t xml:space="preserve">) </w:t>
+                      </w:r>
+                      <w:r>
+                        <w:t>.</w:t>
+                      </w:r>
+                      <w:proofErr w:type="gramEnd"/>
+                      <w:r>
+                        <w:t xml:space="preserve"> Aquí es donde usaremos el </w:t>
+                      </w:r>
+                      <w:r>
+                        <w:rPr>
+                          <w:i/>
+                          <w:iCs/>
+                        </w:rPr>
+                        <w:t>@</w:t>
+                      </w:r>
+                      <w:proofErr w:type="gramStart"/>
+                      <w:r>
+                        <w:rPr>
+                          <w:i/>
+                          <w:iCs/>
+                        </w:rPr>
+                        <w:t>api.legends</w:t>
+                      </w:r>
+                      <w:proofErr w:type="gramEnd"/>
+                    </w:p>
+                    <w:p>
+                      <w:pPr>
+                        <w:pStyle w:val="Prrafodelista"/>
+                        <w:numPr>
+                          <w:ilvl w:val="0"/>
+                          <w:numId w:val="5"/>
+                        </w:numPr>
+                      </w:pPr>
+                      <w:r>
+                        <w:t xml:space="preserve">Meteremos una </w:t>
+                      </w:r>
+                      <w:r>
+                        <w:rPr>
+                          <w:b/>
+                          <w:bCs/>
+                        </w:rPr>
+                        <w:t xml:space="preserve">regla de negocio: </w:t>
+                      </w:r>
+                      <w:r>
+                        <w:t>si sale negativo en la operación anterior; se le regalará la pieza al cliente. Para un futuro estaría bien crear una app a parte para llevar todo el tema de los puntos, registrar bien los días de alquiler y demás.</w:t>
+                      </w:r>
+                    </w:p>
+                  </w:txbxContent>
+                </v:textbox>
+                <w10:wrap anchorx="margin"/>
+              </v:shape>
+            </w:pict>
+          </mc:Fallback>
+        </mc:AlternateContent>
+      </w:r>
+      <w:r>
+        <w:rPr>
+          <w:noProof/>
+        </w:rPr>
+        <w:drawing>
+          <wp:anchor distT="0" distB="0" distL="114300" distR="114300" simplePos="0" relativeHeight="251683840" behindDoc="0" locked="0" layoutInCell="1" allowOverlap="1" wp14:anchorId="7933C665" wp14:editId="0BC88AF8">
+            <wp:simplePos x="0" y="0"/>
+            <wp:positionH relativeFrom="margin">
+              <wp:posOffset>-749935</wp:posOffset>
+            </wp:positionH>
+            <wp:positionV relativeFrom="paragraph">
+              <wp:posOffset>5793105</wp:posOffset>
+            </wp:positionV>
+            <wp:extent cx="6886575" cy="3086100"/>
+            <wp:effectExtent l="0" t="0" r="9525" b="0"/>
+            <wp:wrapNone/>
+            <wp:docPr id="32" name="Imagen 32"/>
+            <wp:cNvGraphicFramePr>
+              <a:graphicFrameLocks xmlns:a="http://schemas.openxmlformats.org/drawingml/2006/main" noChangeAspect="1"/>
+            </wp:cNvGraphicFramePr>
+            <a:graphic xmlns:a="http://schemas.openxmlformats.org/drawingml/2006/main">
+              <a:graphicData uri="http://schemas.openxmlformats.org/drawingml/2006/picture">
+                <pic:pic xmlns:pic="http://schemas.openxmlformats.org/drawingml/2006/picture">
+                  <pic:nvPicPr>
+                    <pic:cNvPr id="2" name="Imagen 2"/>
+                    <pic:cNvPicPr/>
+                  </pic:nvPicPr>
+                  <pic:blipFill>
+                    <a:blip r:embed="rId9" cstate="print">
+                      <a:extLst>
+                        <a:ext uri="{28A0092B-C50C-407E-A947-70E740481C1C}">
+                          <a14:useLocalDpi xmlns:a14="http://schemas.microsoft.com/office/drawing/2010/main" val="0"/>
+                        </a:ext>
+                      </a:extLst>
+                    </a:blip>
+                    <a:stretch>
+                      <a:fillRect/>
+                    </a:stretch>
+                  </pic:blipFill>
+                  <pic:spPr>
+                    <a:xfrm>
+                      <a:off x="0" y="0"/>
+                      <a:ext cx="6886575" cy="3086100"/>
+                    </a:xfrm>
+                    <a:prstGeom prst="rect">
+                      <a:avLst/>
+                    </a:prstGeom>
+                  </pic:spPr>
+                </pic:pic>
+              </a:graphicData>
+            </a:graphic>
+            <wp14:sizeRelH relativeFrom="margin">
+              <wp14:pctWidth>0</wp14:pctWidth>
+            </wp14:sizeRelH>
+            <wp14:sizeRelV relativeFrom="margin">
+              <wp14:pctHeight>0</wp14:pctHeight>
+            </wp14:sizeRelV>
+          </wp:anchor>
+        </w:drawing>
+      </w:r>
+      <w:r>
+        <w:rPr>
+          <w:noProof/>
+        </w:rPr>
+        <w:drawing>
+          <wp:anchor distT="0" distB="0" distL="114300" distR="114300" simplePos="0" relativeHeight="251675648" behindDoc="0" locked="0" layoutInCell="1" allowOverlap="1" wp14:anchorId="277D3933" wp14:editId="3D0633DA">
+            <wp:simplePos x="0" y="0"/>
+            <wp:positionH relativeFrom="column">
+              <wp:posOffset>-546100</wp:posOffset>
+            </wp:positionH>
+            <wp:positionV relativeFrom="paragraph">
+              <wp:posOffset>952500</wp:posOffset>
+            </wp:positionV>
+            <wp:extent cx="5400040" cy="366395"/>
+            <wp:effectExtent l="0" t="0" r="0" b="0"/>
+            <wp:wrapNone/>
+            <wp:docPr id="26" name="Imagen 26"/>
+            <wp:cNvGraphicFramePr>
+              <a:graphicFrameLocks xmlns:a="http://schemas.openxmlformats.org/drawingml/2006/main" noChangeAspect="1"/>
+            </wp:cNvGraphicFramePr>
+            <a:graphic xmlns:a="http://schemas.openxmlformats.org/drawingml/2006/main">
+              <a:graphicData uri="http://schemas.openxmlformats.org/drawingml/2006/picture">
+                <pic:pic xmlns:pic="http://schemas.openxmlformats.org/drawingml/2006/picture">
+                  <pic:nvPicPr>
+                    <pic:cNvPr id="26" name="Imagen 26"/>
+                    <pic:cNvPicPr/>
+                  </pic:nvPicPr>
+                  <pic:blipFill>
+                    <a:blip r:embed="rId12" cstate="print">
+                      <a:extLst>
+                        <a:ext uri="{28A0092B-C50C-407E-A947-70E740481C1C}">
+                          <a14:useLocalDpi xmlns:a14="http://schemas.microsoft.com/office/drawing/2010/main" val="0"/>
+                        </a:ext>
+                      </a:extLst>
+                    </a:blip>
+                    <a:stretch>
+                      <a:fillRect/>
+                    </a:stretch>
+                  </pic:blipFill>
+                  <pic:spPr>
+                    <a:xfrm>
+                      <a:off x="0" y="0"/>
+                      <a:ext cx="5400040" cy="366395"/>
+                    </a:xfrm>
+                    <a:prstGeom prst="rect">
+                      <a:avLst/>
+                    </a:prstGeom>
+                  </pic:spPr>
+                </pic:pic>
+              </a:graphicData>
+            </a:graphic>
+          </wp:anchor>
+        </w:drawing>
+      </w:r>
+      <w:r>
+        <w:rPr>
+          <w:noProof/>
+        </w:rPr>
+        <w:drawing>
+          <wp:anchor distT="0" distB="0" distL="114300" distR="114300" simplePos="0" relativeHeight="251684864" behindDoc="0" locked="0" layoutInCell="1" allowOverlap="1" wp14:anchorId="0B5BA37C" wp14:editId="27881347">
+            <wp:simplePos x="0" y="0"/>
+            <wp:positionH relativeFrom="column">
+              <wp:posOffset>-508000</wp:posOffset>
+            </wp:positionH>
+            <wp:positionV relativeFrom="paragraph">
+              <wp:posOffset>5956300</wp:posOffset>
+            </wp:positionV>
+            <wp:extent cx="5394960" cy="365760"/>
+            <wp:effectExtent l="0" t="0" r="0" b="0"/>
+            <wp:wrapNone/>
+            <wp:docPr id="33" name="Imagen 33"/>
+            <wp:cNvGraphicFramePr>
+              <a:graphicFrameLocks xmlns:a="http://schemas.openxmlformats.org/drawingml/2006/main" noChangeAspect="1"/>
+            </wp:cNvGraphicFramePr>
+            <a:graphic xmlns:a="http://schemas.openxmlformats.org/drawingml/2006/main">
+              <a:graphicData uri="http://schemas.openxmlformats.org/drawingml/2006/picture">
+                <pic:pic xmlns:pic="http://schemas.openxmlformats.org/drawingml/2006/picture">
+                  <pic:nvPicPr>
+                    <pic:cNvPr id="0" name="Picture 6"/>
+                    <pic:cNvPicPr>
+                      <a:picLocks noChangeAspect="1" noChangeArrowheads="1"/>
+                    </pic:cNvPicPr>
+                  </pic:nvPicPr>
+                  <pic:blipFill>
+                    <a:blip r:embed="rId13" cstate="print">
+                      <a:extLst>
+                        <a:ext uri="{28A0092B-C50C-407E-A947-70E740481C1C}">
+                          <a14:useLocalDpi xmlns:a14="http://schemas.microsoft.com/office/drawing/2010/main" val="0"/>
+                        </a:ext>
+                      </a:extLst>
+                    </a:blip>
+                    <a:srcRect/>
+                    <a:stretch>
+                      <a:fillRect/>
+                    </a:stretch>
+                  </pic:blipFill>
+                  <pic:spPr bwMode="auto">
+                    <a:xfrm>
+                      <a:off x="0" y="0"/>
+                      <a:ext cx="5394960" cy="365760"/>
+                    </a:xfrm>
+                    <a:prstGeom prst="rect">
+                      <a:avLst/>
+                    </a:prstGeom>
+                    <a:noFill/>
+                    <a:ln>
+                      <a:noFill/>
+                    </a:ln>
+                  </pic:spPr>
+                </pic:pic>
+              </a:graphicData>
+            </a:graphic>
+            <wp14:sizeRelH relativeFrom="page">
+              <wp14:pctWidth>0</wp14:pctWidth>
+            </wp14:sizeRelH>
+            <wp14:sizeRelV relativeFrom="page">
+              <wp14:pctHeight>0</wp14:pctHeight>
+            </wp14:sizeRelV>
+          </wp:anchor>
+        </w:drawing>
+      </w:r>
+      <w:r>
+        <w:rPr>
+          <w:noProof/>
+        </w:rPr>
+        <w:drawing>
+          <wp:anchor distT="0" distB="0" distL="114300" distR="114300" simplePos="0" relativeHeight="251674624" behindDoc="0" locked="0" layoutInCell="1" allowOverlap="1" wp14:anchorId="31639C88" wp14:editId="606926E6">
+            <wp:simplePos x="0" y="0"/>
+            <wp:positionH relativeFrom="margin">
+              <wp:posOffset>-749935</wp:posOffset>
+            </wp:positionH>
+            <wp:positionV relativeFrom="paragraph">
+              <wp:posOffset>3265805</wp:posOffset>
+            </wp:positionV>
+            <wp:extent cx="6886575" cy="2298700"/>
+            <wp:effectExtent l="0" t="0" r="9525" b="6350"/>
+            <wp:wrapNone/>
+            <wp:docPr id="22" name="Imagen 22"/>
+            <wp:cNvGraphicFramePr>
+              <a:graphicFrameLocks xmlns:a="http://schemas.openxmlformats.org/drawingml/2006/main" noChangeAspect="1"/>
+            </wp:cNvGraphicFramePr>
+            <a:graphic xmlns:a="http://schemas.openxmlformats.org/drawingml/2006/main">
+              <a:graphicData uri="http://schemas.openxmlformats.org/drawingml/2006/picture">
+                <pic:pic xmlns:pic="http://schemas.openxmlformats.org/drawingml/2006/picture">
+                  <pic:nvPicPr>
+                    <pic:cNvPr id="2" name="Imagen 2"/>
+                    <pic:cNvPicPr/>
+                  </pic:nvPicPr>
+                  <pic:blipFill>
+                    <a:blip r:embed="rId9" cstate="print">
+                      <a:extLst>
+                        <a:ext uri="{28A0092B-C50C-407E-A947-70E740481C1C}">
+                          <a14:useLocalDpi xmlns:a14="http://schemas.microsoft.com/office/drawing/2010/main" val="0"/>
+                        </a:ext>
+                      </a:extLst>
+                    </a:blip>
+                    <a:stretch>
+                      <a:fillRect/>
+                    </a:stretch>
+                  </pic:blipFill>
+                  <pic:spPr>
+                    <a:xfrm>
+                      <a:off x="0" y="0"/>
+                      <a:ext cx="6886575" cy="2298700"/>
+                    </a:xfrm>
+                    <a:prstGeom prst="rect">
+                      <a:avLst/>
+                    </a:prstGeom>
+                  </pic:spPr>
+                </pic:pic>
+              </a:graphicData>
+            </a:graphic>
+            <wp14:sizeRelH relativeFrom="margin">
+              <wp14:pctWidth>0</wp14:pctWidth>
+            </wp14:sizeRelH>
+            <wp14:sizeRelV relativeFrom="margin">
+              <wp14:pctHeight>0</wp14:pctHeight>
+            </wp14:sizeRelV>
+          </wp:anchor>
+        </w:drawing>
+      </w:r>
+      <w:r>
+        <w:rPr>
+          <w:noProof/>
+        </w:rPr>
+        <mc:AlternateContent>
+          <mc:Choice Requires="wps">
+            <w:drawing>
+              <wp:anchor distT="0" distB="0" distL="114300" distR="114300" simplePos="0" relativeHeight="251681792" behindDoc="0" locked="0" layoutInCell="1" allowOverlap="1" wp14:anchorId="131B12F3" wp14:editId="119B3EE5">
+                <wp:simplePos x="0" y="0"/>
+                <wp:positionH relativeFrom="margin">
+                  <wp:align>center</wp:align>
+                </wp:positionH>
+                <wp:positionV relativeFrom="paragraph">
+                  <wp:posOffset>3911600</wp:posOffset>
+                </wp:positionV>
+                <wp:extent cx="6248400" cy="1536700"/>
+                <wp:effectExtent l="0" t="0" r="0" b="6350"/>
+                <wp:wrapNone/>
+                <wp:docPr id="31" name="Cuadro de texto 31"/>
+                <wp:cNvGraphicFramePr/>
+                <a:graphic xmlns:a="http://schemas.openxmlformats.org/drawingml/2006/main">
+                  <a:graphicData uri="http://schemas.microsoft.com/office/word/2010/wordprocessingShape">
+                    <wps:wsp>
+                      <wps:cNvSpPr txBox="1"/>
+                      <wps:spPr>
+                        <a:xfrm>
+                          <a:off x="0" y="0"/>
+                          <a:ext cx="6248400" cy="1536700"/>
+                        </a:xfrm>
+                        <a:prstGeom prst="rect">
+                          <a:avLst/>
+                        </a:prstGeom>
+                        <a:noFill/>
+                        <a:ln w="6350">
+                          <a:noFill/>
+                        </a:ln>
+                      </wps:spPr>
+                      <wps:txbx>
+                        <w:txbxContent>
+                          <w:p>
+                            <w:pPr>
+                              <w:pStyle w:val="Prrafodelista"/>
+                              <w:numPr>
+                                <w:ilvl w:val="0"/>
+                                <w:numId w:val="4"/>
+                              </w:numPr>
+                            </w:pPr>
+                            <w:r>
+                              <w:t xml:space="preserve">El </w:t>
+                            </w:r>
+                            <w:r>
+                              <w:rPr>
+                                <w:b/>
+                                <w:bCs/>
+                              </w:rPr>
+                              <w:t xml:space="preserve">alquiler </w:t>
+                            </w:r>
+                            <w:r>
+                              <w:t>es el modelo que une a cliente y material</w:t>
+                            </w:r>
+                          </w:p>
+                          <w:p>
+                            <w:pPr>
+                              <w:pStyle w:val="Prrafodelista"/>
+                              <w:numPr>
+                                <w:ilvl w:val="0"/>
+                                <w:numId w:val="4"/>
+                              </w:numPr>
+                            </w:pPr>
+                            <w:r>
+                              <w:t xml:space="preserve">Un alquiler es de 1 cliente / y un cliente tiene N alquileres. </w:t>
+                            </w:r>
+                            <w:r>
+                              <w:rPr>
+                                <w:u w:val="single"/>
+                              </w:rPr>
+                              <w:t>Se crea una relación Many2one</w:t>
+                            </w:r>
+                            <w:r>
+                              <w:t xml:space="preserve"> en Alquiler y </w:t>
+                            </w:r>
+                            <w:r>
+                              <w:rPr>
+                                <w:u w:val="single"/>
+                              </w:rPr>
+                              <w:t xml:space="preserve">una relación One2many </w:t>
+                            </w:r>
+                            <w:r>
+                              <w:t>en cliente (su historial)</w:t>
+                            </w:r>
+                          </w:p>
+                          <w:p>
+                            <w:pPr>
+                              <w:pStyle w:val="Prrafodelista"/>
+                              <w:numPr>
+                                <w:ilvl w:val="0"/>
+                                <w:numId w:val="4"/>
+                              </w:numPr>
+                            </w:pPr>
+                            <w:r>
+                              <w:t xml:space="preserve">Un alquiler </w:t>
+                            </w:r>
+                            <w:r>
+                              <w:rPr>
+                                <w:b/>
+                                <w:bCs/>
+                              </w:rPr>
+                              <w:t>lleva varias piezas</w:t>
+                            </w:r>
+                            <w:r>
+                              <w:t xml:space="preserve">, y una pieza </w:t>
+                            </w:r>
+                            <w:r>
+                              <w:rPr>
+                                <w:b/>
+                                <w:bCs/>
+                              </w:rPr>
+                              <w:t xml:space="preserve">puede salir en muchos alquileres </w:t>
+                            </w:r>
+                            <w:r>
+                              <w:t xml:space="preserve">(cuanto más tiempo lleve en tienda, es más posible que se haya alquilado esta misma pieza a diferentes clientes) </w:t>
+                            </w:r>
+                            <w:r>
+                              <w:rPr>
+                                <w:u w:val="single"/>
+                              </w:rPr>
+                              <w:t>Se crea una relación Many2many</w:t>
+                            </w:r>
+                          </w:p>
+                          <w:p>
+                            <w:pPr>
+                              <w:ind w:left="720"/>
+                            </w:pPr>
+                          </w:p>
+                        </w:txbxContent>
+                      </wps:txbx>
+                      <wps:bodyPr rot="0" spcFirstLastPara="0" vertOverflow="overflow" horzOverflow="overflow" vert="horz" wrap="square" lIns="91440" tIns="45720" rIns="91440" bIns="45720" numCol="1" spcCol="0" rtlCol="0" fromWordArt="0" anchor="t" anchorCtr="0" forceAA="0" compatLnSpc="1">
+                        <a:prstTxWarp prst="textNoShape">
+                          <a:avLst/>
+                        </a:prstTxWarp>
+                        <a:noAutofit/>
+                      </wps:bodyPr>
+                    </wps:wsp>
+                  </a:graphicData>
+                </a:graphic>
+                <wp14:sizeRelV relativeFrom="margin">
+                  <wp14:pctHeight>0</wp14:pctHeight>
+                </wp14:sizeRelV>
+              </wp:anchor>
+            </w:drawing>
+          </mc:Choice>
+          <mc:Fallback>
+            <w:pict>
+              <v:shape w14:anchorId="131B12F3" id="Cuadro de texto 31" o:spid="_x0000_s1031" type="#_x0000_t202" style="position:absolute;margin-left:0;margin-top:308pt;width:492pt;height:121pt;z-index:251681792;visibility:visible;mso-wrap-style:square;mso-height-percent:0;mso-wrap-distance-left:9pt;mso-wrap-distance-top:0;mso-wrap-distance-right:9pt;mso-wrap-distance-bottom:0;mso-position-horizontal:center;mso-position-horizontal-relative:margin;mso-position-vertical:absolute;mso-position-vertical-relative:text;mso-height-percent:0;mso-height-relative:margin;v-text-anchor:top" o:gfxdata="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" filled="f" stroked="f" strokeweight=".5pt">
+                <v:textbox>
+                  <w:txbxContent>
+                    <w:p>
+                      <w:pPr>
+                        <w:pStyle w:val="Prrafodelista"/>
+                        <w:numPr>
+                          <w:ilvl w:val="0"/>
+                          <w:numId w:val="4"/>
+                        </w:numPr>
+                      </w:pPr>
+                      <w:r>
+                        <w:t xml:space="preserve">El </w:t>
+                      </w:r>
+                      <w:r>
+                        <w:rPr>
+                          <w:b/>
+                          <w:bCs/>
+                        </w:rPr>
+                        <w:t xml:space="preserve">alquiler </w:t>
+                      </w:r>
+                      <w:r>
+                        <w:t>es el modelo que une a cliente y material</w:t>
+                      </w:r>
+                    </w:p>
+                    <w:p>
+                      <w:pPr>
+                        <w:pStyle w:val="Prrafodelista"/>
+                        <w:numPr>
+                          <w:ilvl w:val="0"/>
+                          <w:numId w:val="4"/>
+                        </w:numPr>
+                      </w:pPr>
+                      <w:r>
+                        <w:t xml:space="preserve">Un alquiler es de 1 cliente / y un cliente tiene N alquileres. </w:t>
+                      </w:r>
+                      <w:r>
+                        <w:rPr>
+                          <w:u w:val="single"/>
+                        </w:rPr>
+                        <w:t>Se crea una relación Many2one</w:t>
+                      </w:r>
+                      <w:r>
+                        <w:t xml:space="preserve"> en Alquiler y </w:t>
+                      </w:r>
+                      <w:r>
+                        <w:rPr>
+                          <w:u w:val="single"/>
+                        </w:rPr>
+                        <w:t xml:space="preserve">una relación One2many </w:t>
+                      </w:r>
+                      <w:r>
+                        <w:t>en cliente (su historial)</w:t>
+                      </w:r>
+                    </w:p>
+                    <w:p>
+                      <w:pPr>
+                        <w:pStyle w:val="Prrafodelista"/>
+                        <w:numPr>
+                          <w:ilvl w:val="0"/>
+                          <w:numId w:val="4"/>
+                        </w:numPr>
+                      </w:pPr>
+                      <w:r>
+                        <w:t xml:space="preserve">Un alquiler </w:t>
+                      </w:r>
+                      <w:r>
+                        <w:rPr>
+                          <w:b/>
+                          <w:bCs/>
+                        </w:rPr>
+                        <w:t>lleva varias piezas</w:t>
+                      </w:r>
+                      <w:r>
+                        <w:t xml:space="preserve">, y una pieza </w:t>
+                      </w:r>
+                      <w:r>
+                        <w:rPr>
+                          <w:b/>
+                          <w:bCs/>
+                        </w:rPr>
+                        <w:t xml:space="preserve">puede salir en muchos alquileres </w:t>
+                      </w:r>
+                      <w:r>
+                        <w:t xml:space="preserve">(cuanto más tiempo lleve en tienda, es más posible que se haya alquilado esta misma pieza a diferentes clientes) </w:t>
+                      </w:r>
+                      <w:r>
+                        <w:rPr>
+                          <w:u w:val="single"/>
+                        </w:rPr>
+                        <w:t>Se crea una relación Many2many</w:t>
+                      </w:r>
+                    </w:p>
+                    <w:p>
+                      <w:pPr>
+                        <w:ind w:left="720"/>
+                      </w:pPr>
+                    </w:p>
+                  </w:txbxContent>
+                </v:textbox>
+                <w10:wrap anchorx="margin"/>
+              </v:shape>
+            </w:pict>
+          </mc:Fallback>
+        </mc:AlternateContent>
+      </w:r>
+      <w:r>
+        <w:rPr>
+          <w:noProof/>
+        </w:rPr>
+        <w:drawing>
+          <wp:anchor distT="0" distB="0" distL="114300" distR="114300" simplePos="0" relativeHeight="251679744" behindDoc="0" locked="0" layoutInCell="1" allowOverlap="1" wp14:anchorId="175EB631" wp14:editId="707347ED">
+            <wp:simplePos x="0" y="0"/>
+            <wp:positionH relativeFrom="column">
+              <wp:posOffset>-546100</wp:posOffset>
+            </wp:positionH>
+            <wp:positionV relativeFrom="paragraph">
+              <wp:posOffset>3416300</wp:posOffset>
+            </wp:positionV>
+            <wp:extent cx="5394960" cy="365760"/>
+            <wp:effectExtent l="0" t="0" r="0" b="0"/>
+            <wp:wrapNone/>
+            <wp:docPr id="30" name="Imagen 30"/>
+            <wp:cNvGraphicFramePr>
+              <a:graphicFrameLocks xmlns:a="http://schemas.openxmlformats.org/drawingml/2006/main" noChangeAspect="1"/>
+            </wp:cNvGraphicFramePr>
+            <a:graphic xmlns:a="http://schemas.openxmlformats.org/drawingml/2006/main">
+              <a:graphicData uri="http://schemas.openxmlformats.org/drawingml/2006/picture">
+                <pic:pic xmlns:pic="http://schemas.openxmlformats.org/drawingml/2006/picture">
+                  <pic:nvPicPr>
+                    <pic:cNvPr id="0" name="Picture 5"/>
+                    <pic:cNvPicPr>
+                      <a:picLocks noChangeAspect="1" noChangeArrowheads="1"/>
+                    </pic:cNvPicPr>
+                  </pic:nvPicPr>
+                  <pic:blipFill>
+                    <a:blip r:embed="rId14" cstate="print">
+                      <a:extLst>
+                        <a:ext uri="{28A0092B-C50C-407E-A947-70E740481C1C}">
+                          <a14:useLocalDpi xmlns:a14="http://schemas.microsoft.com/office/drawing/2010/main" val="0"/>
+                        </a:ext>
+                      </a:extLst>
+                    </a:blip>
+                    <a:srcRect/>
+                    <a:stretch>
+                      <a:fillRect/>
+                    </a:stretch>
+                  </pic:blipFill>
+                  <pic:spPr bwMode="auto">
+                    <a:xfrm>
+                      <a:off x="0" y="0"/>
+                      <a:ext cx="5394960" cy="365760"/>
+                    </a:xfrm>
+                    <a:prstGeom prst="rect">
+                      <a:avLst/>
+                    </a:prstGeom>
+                    <a:noFill/>
+                    <a:ln>
+                      <a:noFill/>
+                    </a:ln>
+                  </pic:spPr>
+                </pic:pic>
+              </a:graphicData>
+            </a:graphic>
+            <wp14:sizeRelH relativeFrom="page">
+              <wp14:pctWidth>0</wp14:pctWidth>
+            </wp14:sizeRelH>
+            <wp14:sizeRelV relativeFrom="page">
+              <wp14:pctHeight>0</wp14:pctHeight>
+            </wp14:sizeRelV>
+          </wp:anchor>
+        </w:drawing>
+      </w:r>
+      <w:r>
+        <w:rPr>
+          <w:noProof/>
+        </w:rPr>
+        <w:drawing>
+          <wp:anchor distT="0" distB="0" distL="114300" distR="114300" simplePos="0" relativeHeight="251670528" behindDoc="0" locked="0" layoutInCell="1" allowOverlap="1" wp14:anchorId="366487DE" wp14:editId="1FA036F5">
+            <wp:simplePos x="0" y="0"/>
+            <wp:positionH relativeFrom="margin">
+              <wp:posOffset>-749935</wp:posOffset>
+            </wp:positionH>
+            <wp:positionV relativeFrom="paragraph">
+              <wp:posOffset>776605</wp:posOffset>
+            </wp:positionV>
+            <wp:extent cx="6886575" cy="2311400"/>
+            <wp:effectExtent l="0" t="0" r="9525" b="0"/>
+            <wp:wrapNone/>
+            <wp:docPr id="15" name="Imagen 15"/>
+            <wp:cNvGraphicFramePr>
+              <a:graphicFrameLocks xmlns:a="http://schemas.openxmlformats.org/drawingml/2006/main" noChangeAspect="1"/>
+            </wp:cNvGraphicFramePr>
+            <a:graphic xmlns:a="http://schemas.openxmlformats.org/drawingml/2006/main">
+              <a:graphicData uri="http://schemas.openxmlformats.org/drawingml/2006/picture">
+                <pic:pic xmlns:pic="http://schemas.openxmlformats.org/drawingml/2006/picture">
+                  <pic:nvPicPr>
+                    <pic:cNvPr id="2" name="Imagen 2"/>
+                    <pic:cNvPicPr/>
+                  </pic:nvPicPr>
+                  <pic:blipFill>
+                    <a:blip r:embed="rId9" cstate="print">
+                      <a:extLst>
+                        <a:ext uri="{28A0092B-C50C-407E-A947-70E740481C1C}">
+                          <a14:useLocalDpi xmlns:a14="http://schemas.microsoft.com/office/drawing/2010/main" val="0"/>
+                        </a:ext>
+                      </a:extLst>
+                    </a:blip>
+                    <a:stretch>
+                      <a:fillRect/>
+                    </a:stretch>
+                  </pic:blipFill>
+                  <pic:spPr>
+                    <a:xfrm>
+                      <a:off x="0" y="0"/>
+                      <a:ext cx="6886575" cy="2311400"/>
+                    </a:xfrm>
+                    <a:prstGeom prst="rect">
+                      <a:avLst/>
+                    </a:prstGeom>
+                  </pic:spPr>
+                </pic:pic>
+              </a:graphicData>
+            </a:graphic>
+            <wp14:sizeRelH relativeFrom="margin">
+              <wp14:pctWidth>0</wp14:pctWidth>
+            </wp14:sizeRelH>
+            <wp14:sizeRelV relativeFrom="margin">
+              <wp14:pctHeight>0</wp14:pctHeight>
+            </wp14:sizeRelV>
+          </wp:anchor>
+        </w:drawing>
+      </w:r>
+      <w:r>
+        <w:rPr>
+          <w:noProof/>
+        </w:rPr>
+        <mc:AlternateContent>
+          <mc:Choice Requires="wps">
+            <w:drawing>
+              <wp:anchor distT="0" distB="0" distL="114300" distR="114300" simplePos="0" relativeHeight="251678720" behindDoc="0" locked="0" layoutInCell="1" allowOverlap="1" wp14:anchorId="72B8C42A" wp14:editId="4342B053">
+                <wp:simplePos x="0" y="0"/>
+                <wp:positionH relativeFrom="column">
+                  <wp:posOffset>-457835</wp:posOffset>
+                </wp:positionH>
+                <wp:positionV relativeFrom="paragraph">
+                  <wp:posOffset>1411605</wp:posOffset>
+                </wp:positionV>
+                <wp:extent cx="6248400" cy="1460500"/>
+                <wp:effectExtent l="0" t="0" r="0" b="6350"/>
+                <wp:wrapNone/>
+                <wp:docPr id="29" name="Cuadro de texto 29"/>
+                <wp:cNvGraphicFramePr/>
+                <a:graphic xmlns:a="http://schemas.openxmlformats.org/drawingml/2006/main">
+                  <a:graphicData uri="http://schemas.microsoft.com/office/word/2010/wordprocessingShape">
+                    <wps:wsp>
+                      <wps:cNvSpPr txBox="1"/>
+                      <wps:spPr>
+                        <a:xfrm>
+                          <a:off x="0" y="0"/>
+                          <a:ext cx="6248400" cy="1460500"/>
+                        </a:xfrm>
+                        <a:prstGeom prst="rect">
+                          <a:avLst/>
+                        </a:prstGeom>
+                        <a:noFill/>
+                        <a:ln w="6350">
+                          <a:noFill/>
+                        </a:ln>
+                      </wps:spPr>
+                      <wps:txbx>
+                        <w:txbxContent>
+                          <w:p>
+                            <w:pPr>
+                              <w:pStyle w:val="Prrafodelista"/>
+                              <w:numPr>
+                                <w:ilvl w:val="0"/>
+                                <w:numId w:val="3"/>
+                              </w:numPr>
+                            </w:pPr>
+                            <w:r>
+                              <w:t xml:space="preserve">El </w:t>
+                            </w:r>
+                            <w:r>
+                              <w:rPr>
+                                <w:b/>
+                                <w:bCs/>
+                              </w:rPr>
+                              <w:t xml:space="preserve">proveedor </w:t>
+                            </w:r>
+                            <w:r>
+                              <w:t>es un modelo propio, por eso empezamos a realizarlo al principio del todo (el .</w:t>
+                            </w:r>
+                            <w:proofErr w:type="spellStart"/>
+                            <w:r>
+                              <w:t>py</w:t>
+                            </w:r>
+                            <w:proofErr w:type="spellEnd"/>
+                            <w:proofErr w:type="gramStart"/>
+                            <w:r>
+                              <w:t>) ,</w:t>
+                            </w:r>
+                            <w:proofErr w:type="gramEnd"/>
+                            <w:r>
+                              <w:t xml:space="preserve"> como la parte de cliente. </w:t>
+                            </w:r>
+                          </w:p>
+                          <w:p>
+                            <w:pPr>
+                              <w:pStyle w:val="Prrafodelista"/>
+                              <w:numPr>
+                                <w:ilvl w:val="0"/>
+                                <w:numId w:val="3"/>
+                              </w:numPr>
+                            </w:pPr>
+                            <w:r>
+                              <w:t xml:space="preserve">El material se va a tratar como una pieza física única (por ejemplo, la pieza </w:t>
+                            </w:r>
+                            <w:proofErr w:type="spellStart"/>
+                            <w:r>
+                              <w:t>nº</w:t>
+                            </w:r>
+                            <w:proofErr w:type="spellEnd"/>
+                            <w:r>
+                              <w:t xml:space="preserve"> 017 registrada en la BBDD será </w:t>
+                            </w:r>
+                            <w:proofErr w:type="spellStart"/>
+                            <w:r>
+                              <w:rPr>
+                                <w:u w:val="single"/>
+                              </w:rPr>
+                              <w:t>name</w:t>
+                            </w:r>
+                            <w:proofErr w:type="spellEnd"/>
+                            <w:r>
+                              <w:rPr>
+                                <w:u w:val="single"/>
+                              </w:rPr>
+                              <w:t xml:space="preserve"> </w:t>
+                            </w:r>
+                            <w:r>
+                              <w:t>= “mosquetón</w:t>
+                            </w:r>
+                            <w:r>
+                              <w:t xml:space="preserve">” y su </w:t>
+                            </w:r>
+                            <w:r>
+                              <w:rPr>
+                                <w:u w:val="single"/>
+                              </w:rPr>
+                              <w:t xml:space="preserve">id </w:t>
+                            </w:r>
+                            <w:r>
+                              <w:t>= “#”.</w:t>
+                            </w:r>
+                          </w:p>
+                          <w:p>
+                            <w:pPr>
+                              <w:pStyle w:val="Prrafodelista"/>
+                              <w:numPr>
+                                <w:ilvl w:val="0"/>
+                                <w:numId w:val="3"/>
+                              </w:numPr>
+                            </w:pPr>
+                            <w:r>
+                              <w:t xml:space="preserve">Cada pieza se comprará </w:t>
+                            </w:r>
+                            <w:r>
+                              <w:rPr>
+                                <w:b/>
+                                <w:bCs/>
+                              </w:rPr>
+                              <w:t>una vez al proveedor</w:t>
+                            </w:r>
+                            <w:r>
+                              <w:t>, y este puede administrarnos muchas piezas que tengamos en la tienda.</w:t>
+                            </w:r>
+                            <w:r>
+                              <w:rPr>
+                                <w:u w:val="single"/>
+                              </w:rPr>
+                              <w:t xml:space="preserve"> Se crea así una relación Many2one.</w:t>
+                            </w:r>
+                          </w:p>
+                          <w:p>
+                            <w:pPr>
+                              <w:pStyle w:val="Prrafodelista"/>
+                            </w:pPr>
+                          </w:p>
+                        </w:txbxContent>
+                      </wps:txbx>
+                      <wps:bodyPr rot="0" spcFirstLastPara="0" vertOverflow="overflow" horzOverflow="overflow" vert="horz" wrap="square" lIns="91440" tIns="45720" rIns="91440" bIns="45720" numCol="1" spcCol="0" rtlCol="0" fromWordArt="0" anchor="t" anchorCtr="0" forceAA="0" compatLnSpc="1">
+                        <a:prstTxWarp prst="textNoShape">
+                          <a:avLst/>
+                        </a:prstTxWarp>
+                        <a:noAutofit/>
+                      </wps:bodyPr>
+                    </wps:wsp>
+                  </a:graphicData>
+                </a:graphic>
+                <wp14:sizeRelV relativeFrom="margin">
+                  <wp14:pctHeight>0</wp14:pctHeight>
+                </wp14:sizeRelV>
+              </wp:anchor>
+            </w:drawing>
+          </mc:Choice>
+          <mc:Fallback>
+            <w:pict>
+              <v:shape w14:anchorId="72B8C42A" id="Cuadro de texto 29" o:spid="_x0000_s1032" type="#_x0000_t202" style="position:absolute;margin-left:-36.05pt;margin-top:111.15pt;width:492pt;height:115pt;z-index:251678720;visibility:visible;mso-wrap-style:square;mso-height-percent:0;mso-wrap-distance-left:9pt;mso-wrap-distance-top:0;mso-wrap-distance-right:9pt;mso-wrap-distance-bottom:0;mso-position-horizontal:absolute;mso-position-horizontal-relative:text;mso-position-vertical:absolute;mso-position-vertical-relative:text;mso-height-percent:0;mso-height-relative:margin;v-text-anchor:top" o:gfxdata="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" filled="f" stroked="f" strokeweight=".5pt">
+                <v:textbox>
+                  <w:txbxContent>
+                    <w:p>
+                      <w:pPr>
+                        <w:pStyle w:val="Prrafodelista"/>
+                        <w:numPr>
+                          <w:ilvl w:val="0"/>
+                          <w:numId w:val="3"/>
+                        </w:numPr>
+                      </w:pPr>
+                      <w:r>
+                        <w:t xml:space="preserve">El </w:t>
+                      </w:r>
+                      <w:r>
+                        <w:rPr>
+                          <w:b/>
+                          <w:bCs/>
+                        </w:rPr>
+                        <w:t xml:space="preserve">proveedor </w:t>
+                      </w:r>
+                      <w:r>
+                        <w:t>es un modelo propio, por eso empezamos a realizarlo al principio del todo (el .</w:t>
+                      </w:r>
+                      <w:proofErr w:type="spellStart"/>
+                      <w:r>
+                        <w:t>py</w:t>
+                      </w:r>
+                      <w:proofErr w:type="spellEnd"/>
+                      <w:proofErr w:type="gramStart"/>
+                      <w:r>
+                        <w:t>) ,</w:t>
+                      </w:r>
+                      <w:proofErr w:type="gramEnd"/>
+                      <w:r>
+                        <w:t xml:space="preserve"> como la parte de cliente. </w:t>
+                      </w:r>
+                    </w:p>
+                    <w:p>
+                      <w:pPr>
+                        <w:pStyle w:val="Prrafodelista"/>
+                        <w:numPr>
+                          <w:ilvl w:val="0"/>
+                          <w:numId w:val="3"/>
+                        </w:numPr>
+                      </w:pPr>
+                      <w:r>
+                        <w:t xml:space="preserve">El material se va a tratar como una pieza física única (por ejemplo, la pieza </w:t>
+                      </w:r>
+                      <w:proofErr w:type="spellStart"/>
+                      <w:r>
+                        <w:t>nº</w:t>
+                      </w:r>
+                      <w:proofErr w:type="spellEnd"/>
+                      <w:r>
+                        <w:t xml:space="preserve"> 017 registrada en la BBDD será </w:t>
+                      </w:r>
+                      <w:proofErr w:type="spellStart"/>
+                      <w:r>
+                        <w:rPr>
+                          <w:u w:val="single"/>
+                        </w:rPr>
+                        <w:t>name</w:t>
+                      </w:r>
+                      <w:proofErr w:type="spellEnd"/>
+                      <w:r>
+                        <w:rPr>
+                          <w:u w:val="single"/>
+                        </w:rPr>
+                        <w:t xml:space="preserve"> </w:t>
+                      </w:r>
+                      <w:r>
+                        <w:t>= “mosquetón</w:t>
+                      </w:r>
+                      <w:r>
+                        <w:t xml:space="preserve">” y su </w:t>
+                      </w:r>
+                      <w:r>
+                        <w:rPr>
+                          <w:u w:val="single"/>
+                        </w:rPr>
+                        <w:t xml:space="preserve">id </w:t>
+                      </w:r>
+                      <w:r>
+                        <w:t>= “#”.</w:t>
+                      </w:r>
+                    </w:p>
+                    <w:p>
+                      <w:pPr>
+                        <w:pStyle w:val="Prrafodelista"/>
+                        <w:numPr>
+                          <w:ilvl w:val="0"/>
+                          <w:numId w:val="3"/>
+                        </w:numPr>
+                      </w:pPr>
+                      <w:r>
+                        <w:t xml:space="preserve">Cada pieza se comprará </w:t>
+                      </w:r>
+                      <w:r>
+                        <w:rPr>
+                          <w:b/>
+                          <w:bCs/>
+                        </w:rPr>
+                        <w:t>una vez al proveedor</w:t>
+                      </w:r>
+                      <w:r>
+                        <w:t>, y este puede administrarnos muchas piezas que tengamos en la tienda.</w:t>
+                      </w:r>
+                      <w:r>
+                        <w:rPr>
+                          <w:u w:val="single"/>
+                        </w:rPr>
+                        <w:t xml:space="preserve"> Se crea así una relación Many2one.</w:t>
+                      </w:r>
+                    </w:p>
+                    <w:p>
+                      <w:pPr>
+                        <w:pStyle w:val="Prrafodelista"/>
+                      </w:pPr>
+                    </w:p>
+                  </w:txbxContent>
+                </v:textbox>
+              </v:shape>
+            </w:pict>
+          </mc:Fallback>
+        </mc:AlternateContent>
+      </w:r>
+      <w:r>
         <w:br w:type="page"/>
       </w:r>
       <w:r>
@@ -728,7 +2339,7 @@
           <w:noProof/>
         </w:rPr>
         <w:drawing>
-          <wp:anchor distT="0" distB="0" distL="114300" distR="114300" simplePos="0" relativeHeight="251663360" behindDoc="0" locked="1" layoutInCell="1" allowOverlap="1" wp14:anchorId="7689AE6E" wp14:editId="477F3E53">
+          <wp:anchor distT="0" distB="0" distL="114300" distR="114300" simplePos="0" relativeHeight="251661312" behindDoc="0" locked="1" layoutInCell="1" allowOverlap="1" wp14:anchorId="7689AE6E" wp14:editId="255612CA">
             <wp:simplePos x="0" y="0"/>
             <wp:positionH relativeFrom="page">
               <wp:posOffset>0</wp:posOffset>
@@ -751,7 +2362,7 @@
                     <pic:cNvPicPr/>
                   </pic:nvPicPr>
                   <pic:blipFill>
-                    <a:blip r:embed="rId10" cstate="print">
+                    <a:blip r:embed="rId15" cstate="print">
                       <a:extLst>
                         <a:ext uri="{28A0092B-C50C-407E-A947-70E740481C1C}">
                           <a14:useLocalDpi xmlns:a14="http://schemas.microsoft.com/office/drawing/2010/main" val="0"/>
@@ -786,13 +2397,1480 @@
     </w:p>
     <w:p>
       <w:r>
+        <w:rPr>
+          <w:noProof/>
+        </w:rPr>
         <w:lastRenderedPageBreak/>
+        <mc:AlternateContent>
+          <mc:Choice Requires="wps">
+            <w:drawing>
+              <wp:anchor distT="0" distB="0" distL="114300" distR="114300" simplePos="0" relativeHeight="251701248" behindDoc="0" locked="0" layoutInCell="1" allowOverlap="1" wp14:anchorId="78329958" wp14:editId="1545C3E6">
+                <wp:simplePos x="0" y="0"/>
+                <wp:positionH relativeFrom="column">
+                  <wp:posOffset>-582295</wp:posOffset>
+                </wp:positionH>
+                <wp:positionV relativeFrom="paragraph">
+                  <wp:posOffset>6923405</wp:posOffset>
+                </wp:positionV>
+                <wp:extent cx="1005840" cy="480646"/>
+                <wp:effectExtent l="0" t="0" r="0" b="0"/>
+                <wp:wrapNone/>
+                <wp:docPr id="48" name="Cuadro de texto 48"/>
+                <wp:cNvGraphicFramePr/>
+                <a:graphic xmlns:a="http://schemas.openxmlformats.org/drawingml/2006/main">
+                  <a:graphicData uri="http://schemas.microsoft.com/office/word/2010/wordprocessingShape">
+                    <wps:wsp>
+                      <wps:cNvSpPr txBox="1"/>
+                      <wps:spPr>
+                        <a:xfrm>
+                          <a:off x="0" y="0"/>
+                          <a:ext cx="1005840" cy="480646"/>
+                        </a:xfrm>
+                        <a:prstGeom prst="rect">
+                          <a:avLst/>
+                        </a:prstGeom>
+                        <a:noFill/>
+                        <a:ln w="6350">
+                          <a:noFill/>
+                        </a:ln>
+                      </wps:spPr>
+                      <wps:txbx>
+                        <w:txbxContent>
+                          <w:p>
+                            <w:pPr>
+                              <w:rPr>
+                                <w:rFonts w:ascii="Bahnschrift Condensed" w:hAnsi="Bahnschrift Condensed"/>
+                                <w:color w:val="FFFFFF" w:themeColor="background1"/>
+                              </w:rPr>
+                            </w:pPr>
+                            <w:r>
+                              <w:rPr>
+                                <w:rFonts w:ascii="Bahnschrift Condensed" w:hAnsi="Bahnschrift Condensed"/>
+                                <w:color w:val="FFFFFF" w:themeColor="background1"/>
+                              </w:rPr>
+                              <w:t xml:space="preserve">1) </w:t>
+                            </w:r>
+                            <w:r>
+                              <w:rPr>
+                                <w:rFonts w:ascii="Bahnschrift Condensed" w:hAnsi="Bahnschrift Condensed"/>
+                                <w:color w:val="FFFFFF" w:themeColor="background1"/>
+                              </w:rPr>
+                              <w:t>PROVEEDOR</w:t>
+                            </w:r>
+                            <w:r>
+                              <w:rPr>
+                                <w:rFonts w:ascii="Bahnschrift Condensed" w:hAnsi="Bahnschrift Condensed"/>
+                                <w:color w:val="FFFFFF" w:themeColor="background1"/>
+                              </w:rPr>
+                              <w:t>:</w:t>
+                            </w:r>
+                          </w:p>
+                        </w:txbxContent>
+                      </wps:txbx>
+                      <wps:bodyPr rot="0" spcFirstLastPara="0" vertOverflow="overflow" horzOverflow="overflow" vert="horz" wrap="square" lIns="91440" tIns="45720" rIns="91440" bIns="45720" numCol="1" spcCol="0" rtlCol="0" fromWordArt="0" anchor="t" anchorCtr="0" forceAA="0" compatLnSpc="1">
+                        <a:prstTxWarp prst="textNoShape">
+                          <a:avLst/>
+                        </a:prstTxWarp>
+                        <a:noAutofit/>
+                      </wps:bodyPr>
+                    </wps:wsp>
+                  </a:graphicData>
+                </a:graphic>
+                <wp14:sizeRelH relativeFrom="margin">
+                  <wp14:pctWidth>0</wp14:pctWidth>
+                </wp14:sizeRelH>
+                <wp14:sizeRelV relativeFrom="margin">
+                  <wp14:pctHeight>0</wp14:pctHeight>
+                </wp14:sizeRelV>
+              </wp:anchor>
+            </w:drawing>
+          </mc:Choice>
+          <mc:Fallback>
+            <w:pict>
+              <v:shape w14:anchorId="78329958" id="Cuadro de texto 48" o:spid="_x0000_s1033" type="#_x0000_t202" style="position:absolute;margin-left:-45.85pt;margin-top:545.15pt;width:79.2pt;height:37.85pt;z-index:251701248;visibility:visible;mso-wrap-style:square;mso-width-percent:0;mso-height-percent:0;mso-wrap-distance-left:9pt;mso-wrap-distance-top:0;mso-wrap-distance-right:9pt;mso-wrap-distance-bottom:0;mso-position-horizontal:absolute;mso-position-horizontal-relative:text;mso-position-vertical:absolute;mso-position-vertical-relative:text;mso-width-percent:0;mso-height-percent:0;mso-width-relative:margin;mso-height-relative:margin;v-text-anchor:top" o:gfxdata="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" filled="f" stroked="f" strokeweight=".5pt">
+                <v:textbox>
+                  <w:txbxContent>
+                    <w:p>
+                      <w:pPr>
+                        <w:rPr>
+                          <w:rFonts w:ascii="Bahnschrift Condensed" w:hAnsi="Bahnschrift Condensed"/>
+                          <w:color w:val="FFFFFF" w:themeColor="background1"/>
+                        </w:rPr>
+                      </w:pPr>
+                      <w:r>
+                        <w:rPr>
+                          <w:rFonts w:ascii="Bahnschrift Condensed" w:hAnsi="Bahnschrift Condensed"/>
+                          <w:color w:val="FFFFFF" w:themeColor="background1"/>
+                        </w:rPr>
+                        <w:t xml:space="preserve">1) </w:t>
+                      </w:r>
+                      <w:r>
+                        <w:rPr>
+                          <w:rFonts w:ascii="Bahnschrift Condensed" w:hAnsi="Bahnschrift Condensed"/>
+                          <w:color w:val="FFFFFF" w:themeColor="background1"/>
+                        </w:rPr>
+                        <w:t>PROVEEDOR</w:t>
+                      </w:r>
+                      <w:r>
+                        <w:rPr>
+                          <w:rFonts w:ascii="Bahnschrift Condensed" w:hAnsi="Bahnschrift Condensed"/>
+                          <w:color w:val="FFFFFF" w:themeColor="background1"/>
+                        </w:rPr>
+                        <w:t>:</w:t>
+                      </w:r>
+                    </w:p>
+                  </w:txbxContent>
+                </v:textbox>
+              </v:shape>
+            </w:pict>
+          </mc:Fallback>
+        </mc:AlternateContent>
+      </w:r>
+      <w:r>
+        <w:rPr>
+          <w:noProof/>
+        </w:rPr>
+        <mc:AlternateContent>
+          <mc:Choice Requires="wps">
+            <w:drawing>
+              <wp:anchor distT="0" distB="0" distL="114300" distR="114300" simplePos="0" relativeHeight="251702272" behindDoc="1" locked="0" layoutInCell="1" allowOverlap="1" wp14:anchorId="625C4527" wp14:editId="3078FB10">
+                <wp:simplePos x="0" y="0"/>
+                <wp:positionH relativeFrom="column">
+                  <wp:posOffset>-652145</wp:posOffset>
+                </wp:positionH>
+                <wp:positionV relativeFrom="paragraph">
+                  <wp:posOffset>6986905</wp:posOffset>
+                </wp:positionV>
+                <wp:extent cx="990600" cy="164123"/>
+                <wp:effectExtent l="0" t="0" r="0" b="7620"/>
+                <wp:wrapNone/>
+                <wp:docPr id="49" name="Rectángulo 49"/>
+                <wp:cNvGraphicFramePr/>
+                <a:graphic xmlns:a="http://schemas.openxmlformats.org/drawingml/2006/main">
+                  <a:graphicData uri="http://schemas.microsoft.com/office/word/2010/wordprocessingShape">
+                    <wps:wsp>
+                      <wps:cNvSpPr/>
+                      <wps:spPr>
+                        <a:xfrm>
+                          <a:off x="0" y="0"/>
+                          <a:ext cx="990600" cy="164123"/>
+                        </a:xfrm>
+                        <a:prstGeom prst="rect">
+                          <a:avLst/>
+                        </a:prstGeom>
+                        <a:solidFill>
+                          <a:srgbClr val="C00000"/>
+                        </a:solidFill>
+                        <a:ln>
+                          <a:noFill/>
+                        </a:ln>
+                      </wps:spPr>
+                      <wps:style>
+                        <a:lnRef idx="2">
+                          <a:schemeClr val="accent1">
+                            <a:shade val="15000"/>
+                          </a:schemeClr>
+                        </a:lnRef>
+                        <a:fillRef idx="1">
+                          <a:schemeClr val="accent1"/>
+                        </a:fillRef>
+                        <a:effectRef idx="0">
+                          <a:schemeClr val="accent1"/>
+                        </a:effectRef>
+                        <a:fontRef idx="minor">
+                          <a:schemeClr val="lt1"/>
+                        </a:fontRef>
+                      </wps:style>
+                      <wps:bodyPr rot="0" spcFirstLastPara="0" vertOverflow="overflow" horzOverflow="overflow" vert="horz" wrap="square" lIns="91440" tIns="45720" rIns="91440" bIns="45720" numCol="1" spcCol="0" rtlCol="0" fromWordArt="0" anchor="ctr" anchorCtr="0" forceAA="0" compatLnSpc="1">
+                        <a:prstTxWarp prst="textNoShape">
+                          <a:avLst/>
+                        </a:prstTxWarp>
+                        <a:noAutofit/>
+                      </wps:bodyPr>
+                    </wps:wsp>
+                  </a:graphicData>
+                </a:graphic>
+              </wp:anchor>
+            </w:drawing>
+          </mc:Choice>
+          <mc:Fallback>
+            <w:pict>
+              <v:rect w14:anchorId="0FD3FA92" id="Rectángulo 49" o:spid="_x0000_s1026" style="position:absolute;margin-left:-51.35pt;margin-top:550.15pt;width:78pt;height:12.9pt;z-index:-251614208;visibility:visible;mso-wrap-style:square;mso-wrap-distance-left:9pt;mso-wrap-distance-top:0;mso-wrap-distance-right:9pt;mso-wrap-distance-bottom:0;mso-position-horizontal:absolute;mso-position-horizontal-relative:text;mso-position-vertical:absolute;mso-position-vertical-relative:text;v-text-anchor:middle" o:gfxdata="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" fillcolor="#c00000" stroked="f" strokeweight="1pt"/>
+            </w:pict>
+          </mc:Fallback>
+        </mc:AlternateContent>
+      </w:r>
+      <w:r>
+        <w:rPr>
+          <w:noProof/>
+        </w:rPr>
+        <w:drawing>
+          <wp:anchor distT="0" distB="0" distL="114300" distR="114300" simplePos="0" relativeHeight="251698176" behindDoc="0" locked="0" layoutInCell="1" allowOverlap="1" wp14:anchorId="5FF36A7E" wp14:editId="15DB65DA">
+            <wp:simplePos x="0" y="0"/>
+            <wp:positionH relativeFrom="column">
+              <wp:posOffset>-652145</wp:posOffset>
+            </wp:positionH>
+            <wp:positionV relativeFrom="paragraph">
+              <wp:posOffset>7139305</wp:posOffset>
+            </wp:positionV>
+            <wp:extent cx="6832045" cy="2209800"/>
+            <wp:effectExtent l="0" t="0" r="6985" b="0"/>
+            <wp:wrapNone/>
+            <wp:docPr id="42" name="Imagen 42"/>
+            <wp:cNvGraphicFramePr>
+              <a:graphicFrameLocks xmlns:a="http://schemas.openxmlformats.org/drawingml/2006/main" noChangeAspect="1"/>
+            </wp:cNvGraphicFramePr>
+            <a:graphic xmlns:a="http://schemas.openxmlformats.org/drawingml/2006/main">
+              <a:graphicData uri="http://schemas.openxmlformats.org/drawingml/2006/picture">
+                <pic:pic xmlns:pic="http://schemas.openxmlformats.org/drawingml/2006/picture">
+                  <pic:nvPicPr>
+                    <pic:cNvPr id="0" name="Picture 9"/>
+                    <pic:cNvPicPr>
+                      <a:picLocks noChangeAspect="1" noChangeArrowheads="1"/>
+                    </pic:cNvPicPr>
+                  </pic:nvPicPr>
+                  <pic:blipFill>
+                    <a:blip r:embed="rId16" cstate="print">
+                      <a:extLst>
+                        <a:ext uri="{28A0092B-C50C-407E-A947-70E740481C1C}">
+                          <a14:useLocalDpi xmlns:a14="http://schemas.microsoft.com/office/drawing/2010/main" val="0"/>
+                        </a:ext>
+                      </a:extLst>
+                    </a:blip>
+                    <a:srcRect/>
+                    <a:stretch>
+                      <a:fillRect/>
+                    </a:stretch>
+                  </pic:blipFill>
+                  <pic:spPr bwMode="auto">
+                    <a:xfrm>
+                      <a:off x="0" y="0"/>
+                      <a:ext cx="6832045" cy="2209800"/>
+                    </a:xfrm>
+                    <a:prstGeom prst="rect">
+                      <a:avLst/>
+                    </a:prstGeom>
+                    <a:noFill/>
+                    <a:ln>
+                      <a:noFill/>
+                    </a:ln>
+                  </pic:spPr>
+                </pic:pic>
+              </a:graphicData>
+            </a:graphic>
+            <wp14:sizeRelH relativeFrom="page">
+              <wp14:pctWidth>0</wp14:pctWidth>
+            </wp14:sizeRelH>
+            <wp14:sizeRelV relativeFrom="page">
+              <wp14:pctHeight>0</wp14:pctHeight>
+            </wp14:sizeRelV>
+          </wp:anchor>
+        </w:drawing>
+      </w:r>
+      <w:r>
+        <w:rPr>
+          <w:noProof/>
+        </w:rPr>
+        <w:drawing>
+          <wp:anchor distT="0" distB="0" distL="114300" distR="114300" simplePos="0" relativeHeight="251700224" behindDoc="0" locked="0" layoutInCell="1" allowOverlap="1" wp14:anchorId="21B50E99" wp14:editId="3B786C31">
+            <wp:simplePos x="0" y="0"/>
+            <wp:positionH relativeFrom="column">
+              <wp:posOffset>-621030</wp:posOffset>
+            </wp:positionH>
+            <wp:positionV relativeFrom="paragraph">
+              <wp:posOffset>6511290</wp:posOffset>
+            </wp:positionV>
+            <wp:extent cx="5394960" cy="365760"/>
+            <wp:effectExtent l="0" t="0" r="0" b="0"/>
+            <wp:wrapNone/>
+            <wp:docPr id="44" name="Imagen 44"/>
+            <wp:cNvGraphicFramePr>
+              <a:graphicFrameLocks xmlns:a="http://schemas.openxmlformats.org/drawingml/2006/main" noChangeAspect="1"/>
+            </wp:cNvGraphicFramePr>
+            <a:graphic xmlns:a="http://schemas.openxmlformats.org/drawingml/2006/main">
+              <a:graphicData uri="http://schemas.openxmlformats.org/drawingml/2006/picture">
+                <pic:pic xmlns:pic="http://schemas.openxmlformats.org/drawingml/2006/picture">
+                  <pic:nvPicPr>
+                    <pic:cNvPr id="0" name="Picture 11"/>
+                    <pic:cNvPicPr>
+                      <a:picLocks noChangeAspect="1" noChangeArrowheads="1"/>
+                    </pic:cNvPicPr>
+                  </pic:nvPicPr>
+                  <pic:blipFill>
+                    <a:blip r:embed="rId17" cstate="print">
+                      <a:extLst>
+                        <a:ext uri="{28A0092B-C50C-407E-A947-70E740481C1C}">
+                          <a14:useLocalDpi xmlns:a14="http://schemas.microsoft.com/office/drawing/2010/main" val="0"/>
+                        </a:ext>
+                      </a:extLst>
+                    </a:blip>
+                    <a:srcRect/>
+                    <a:stretch>
+                      <a:fillRect/>
+                    </a:stretch>
+                  </pic:blipFill>
+                  <pic:spPr bwMode="auto">
+                    <a:xfrm>
+                      <a:off x="0" y="0"/>
+                      <a:ext cx="5394960" cy="365760"/>
+                    </a:xfrm>
+                    <a:prstGeom prst="rect">
+                      <a:avLst/>
+                    </a:prstGeom>
+                    <a:noFill/>
+                    <a:ln>
+                      <a:noFill/>
+                    </a:ln>
+                  </pic:spPr>
+                </pic:pic>
+              </a:graphicData>
+            </a:graphic>
+            <wp14:sizeRelH relativeFrom="page">
+              <wp14:pctWidth>0</wp14:pctWidth>
+            </wp14:sizeRelH>
+            <wp14:sizeRelV relativeFrom="page">
+              <wp14:pctHeight>0</wp14:pctHeight>
+            </wp14:sizeRelV>
+          </wp:anchor>
+        </w:drawing>
+      </w:r>
+      <w:r>
+        <w:rPr>
+          <w:noProof/>
+        </w:rPr>
+        <w:drawing>
+          <wp:anchor distT="0" distB="0" distL="114300" distR="114300" simplePos="0" relativeHeight="251694080" behindDoc="0" locked="0" layoutInCell="1" allowOverlap="1" wp14:anchorId="299EB346" wp14:editId="7E3D838F">
+            <wp:simplePos x="0" y="0"/>
+            <wp:positionH relativeFrom="margin">
+              <wp:align>center</wp:align>
+            </wp:positionH>
+            <wp:positionV relativeFrom="paragraph">
+              <wp:posOffset>3399428</wp:posOffset>
+            </wp:positionV>
+            <wp:extent cx="6884670" cy="3015343"/>
+            <wp:effectExtent l="0" t="0" r="0" b="0"/>
+            <wp:wrapNone/>
+            <wp:docPr id="39" name="Imagen 39"/>
+            <wp:cNvGraphicFramePr>
+              <a:graphicFrameLocks xmlns:a="http://schemas.openxmlformats.org/drawingml/2006/main" noChangeAspect="1"/>
+            </wp:cNvGraphicFramePr>
+            <a:graphic xmlns:a="http://schemas.openxmlformats.org/drawingml/2006/main">
+              <a:graphicData uri="http://schemas.openxmlformats.org/drawingml/2006/picture">
+                <pic:pic xmlns:pic="http://schemas.openxmlformats.org/drawingml/2006/picture">
+                  <pic:nvPicPr>
+                    <pic:cNvPr id="2" name="Imagen 2"/>
+                    <pic:cNvPicPr/>
+                  </pic:nvPicPr>
+                  <pic:blipFill>
+                    <a:blip r:embed="rId9" cstate="print">
+                      <a:extLst>
+                        <a:ext uri="{28A0092B-C50C-407E-A947-70E740481C1C}">
+                          <a14:useLocalDpi xmlns:a14="http://schemas.microsoft.com/office/drawing/2010/main" val="0"/>
+                        </a:ext>
+                      </a:extLst>
+                    </a:blip>
+                    <a:stretch>
+                      <a:fillRect/>
+                    </a:stretch>
+                  </pic:blipFill>
+                  <pic:spPr>
+                    <a:xfrm>
+                      <a:off x="0" y="0"/>
+                      <a:ext cx="6892279" cy="3018675"/>
+                    </a:xfrm>
+                    <a:prstGeom prst="rect">
+                      <a:avLst/>
+                    </a:prstGeom>
+                  </pic:spPr>
+                </pic:pic>
+              </a:graphicData>
+            </a:graphic>
+            <wp14:sizeRelH relativeFrom="margin">
+              <wp14:pctWidth>0</wp14:pctWidth>
+            </wp14:sizeRelH>
+            <wp14:sizeRelV relativeFrom="margin">
+              <wp14:pctHeight>0</wp14:pctHeight>
+            </wp14:sizeRelV>
+          </wp:anchor>
+        </w:drawing>
+      </w:r>
+      <w:r>
+        <w:rPr>
+          <w:noProof/>
+        </w:rPr>
+        <mc:AlternateContent>
+          <mc:Choice Requires="wps">
+            <w:drawing>
+              <wp:anchor distT="0" distB="0" distL="114300" distR="114300" simplePos="0" relativeHeight="251696128" behindDoc="0" locked="0" layoutInCell="1" allowOverlap="1" wp14:anchorId="401956BB" wp14:editId="18ED0621">
+                <wp:simplePos x="0" y="0"/>
+                <wp:positionH relativeFrom="margin">
+                  <wp:align>center</wp:align>
+                </wp:positionH>
+                <wp:positionV relativeFrom="paragraph">
+                  <wp:posOffset>3951514</wp:posOffset>
+                </wp:positionV>
+                <wp:extent cx="6248400" cy="2286000"/>
+                <wp:effectExtent l="0" t="0" r="0" b="0"/>
+                <wp:wrapNone/>
+                <wp:docPr id="40" name="Cuadro de texto 40"/>
+                <wp:cNvGraphicFramePr/>
+                <a:graphic xmlns:a="http://schemas.openxmlformats.org/drawingml/2006/main">
+                  <a:graphicData uri="http://schemas.microsoft.com/office/word/2010/wordprocessingShape">
+                    <wps:wsp>
+                      <wps:cNvSpPr txBox="1"/>
+                      <wps:spPr>
+                        <a:xfrm>
+                          <a:off x="0" y="0"/>
+                          <a:ext cx="6248400" cy="2286000"/>
+                        </a:xfrm>
+                        <a:prstGeom prst="rect">
+                          <a:avLst/>
+                        </a:prstGeom>
+                        <a:noFill/>
+                        <a:ln w="6350">
+                          <a:noFill/>
+                        </a:ln>
+                      </wps:spPr>
+                      <wps:txbx>
+                        <w:txbxContent>
+                          <w:p>
+                            <w:pPr>
+                              <w:pStyle w:val="Prrafodelista"/>
+                              <w:numPr>
+                                <w:ilvl w:val="0"/>
+                                <w:numId w:val="7"/>
+                              </w:numPr>
+                            </w:pPr>
+                            <w:r>
+                              <w:t xml:space="preserve">De los </w:t>
+                            </w:r>
+                            <w:r>
+                              <w:rPr>
+                                <w:b/>
+                                <w:bCs/>
+                              </w:rPr>
+                              <w:t xml:space="preserve">2: </w:t>
+                            </w:r>
+                            <w:r>
+                              <w:t xml:space="preserve">Cada </w:t>
+                            </w:r>
+                            <w:r>
+                              <w:rPr>
+                                <w:b/>
+                                <w:bCs/>
+                              </w:rPr>
+                              <w:t xml:space="preserve">Alquiler </w:t>
+                            </w:r>
+                            <w:r>
+                              <w:t xml:space="preserve">guarda los metros de esa salida (se apuntan al devolver, </w:t>
+                            </w:r>
+                            <w:r>
+                              <w:rPr>
+                                <w:color w:val="FF0000"/>
+                              </w:rPr>
+                              <w:t xml:space="preserve">aunque en un futuro estaría muy bien crear una app para poder sincronizar con una aplicación existente como es </w:t>
+                            </w:r>
+                            <w:proofErr w:type="spellStart"/>
+                            <w:r>
+                              <w:rPr>
+                                <w:color w:val="FF0000"/>
+                              </w:rPr>
+                              <w:t>WikiLoc</w:t>
+                            </w:r>
+                            <w:proofErr w:type="spellEnd"/>
+                            <w:r>
+                              <w:rPr>
+                                <w:color w:val="FF0000"/>
+                              </w:rPr>
+                              <w:t xml:space="preserve">; donde se pueden registrar rutas de montaña y demás, y sería mucho más cómodo) </w:t>
+                            </w:r>
+                            <w:r>
+                              <w:t xml:space="preserve">y el </w:t>
+                            </w:r>
+                            <w:r>
+                              <w:rPr>
+                                <w:b/>
+                                <w:bCs/>
+                              </w:rPr>
+                              <w:t>Cliente</w:t>
+                            </w:r>
+                            <w:r>
+                              <w:t xml:space="preserve"> tiene el total, y se calcula sumando todos los alquileres</w:t>
+                            </w:r>
+                          </w:p>
+                          <w:p>
+                            <w:pPr>
+                              <w:pStyle w:val="Prrafodelista"/>
+                              <w:numPr>
+                                <w:ilvl w:val="0"/>
+                                <w:numId w:val="7"/>
+                              </w:numPr>
+                            </w:pPr>
+                            <w:r>
+                              <w:t>Solo cuentan (o se actualiza) cuando el alquiler se marca como “Devuelto”</w:t>
+                            </w:r>
+                          </w:p>
+                          <w:p>
+                            <w:pPr>
+                              <w:pStyle w:val="Prrafodelista"/>
+                              <w:numPr>
+                                <w:ilvl w:val="0"/>
+                                <w:numId w:val="7"/>
+                              </w:numPr>
+                            </w:pPr>
+                            <w:r>
+                              <w:t>Hay diferentes niveles (se hará un &lt;</w:t>
+                            </w:r>
+                            <w:proofErr w:type="spellStart"/>
+                            <w:r>
+                              <w:t>selection</w:t>
+                            </w:r>
+                            <w:proofErr w:type="spellEnd"/>
+                            <w:r>
+                              <w:t xml:space="preserve">&gt; con esta estructura: </w:t>
+                            </w:r>
+                            <w:r>
+                              <w:br/>
+                            </w:r>
+                            <w:r>
+                              <w:rPr>
+                                <w:b/>
+                                <w:bCs/>
+                              </w:rPr>
+                              <w:t>i) Principiante:</w:t>
+                            </w:r>
+                            <w:r>
+                              <w:rPr>
+                                <w:b/>
+                                <w:bCs/>
+                              </w:rPr>
+                              <w:t xml:space="preserve"> </w:t>
+                            </w:r>
+                            <w:r>
+                              <w:t>0 – 10,000m</w:t>
+                            </w:r>
+                          </w:p>
+                          <w:p>
+                            <w:pPr>
+                              <w:pStyle w:val="Prrafodelista"/>
+                              <w:ind w:left="1080"/>
+                            </w:pPr>
+                            <w:proofErr w:type="spellStart"/>
+                            <w:r>
+                              <w:rPr>
+                                <w:b/>
+                                <w:bCs/>
+                              </w:rPr>
+                              <w:t>ii</w:t>
+                            </w:r>
+                            <w:proofErr w:type="spellEnd"/>
+                            <w:r>
+                              <w:rPr>
+                                <w:b/>
+                                <w:bCs/>
+                              </w:rPr>
+                              <w:t xml:space="preserve">) Profesional: </w:t>
+                            </w:r>
+                            <w:r>
+                              <w:t>10,001 – 50,000m</w:t>
+                            </w:r>
+                          </w:p>
+                          <w:p>
+                            <w:pPr>
+                              <w:pStyle w:val="Prrafodelista"/>
+                              <w:ind w:left="1080"/>
+                            </w:pPr>
+                            <w:proofErr w:type="spellStart"/>
+                            <w:r>
+                              <w:rPr>
+                                <w:b/>
+                                <w:bCs/>
+                              </w:rPr>
+                              <w:t>iii</w:t>
+                            </w:r>
+                            <w:proofErr w:type="spellEnd"/>
+                            <w:r>
+                              <w:rPr>
+                                <w:b/>
+                                <w:bCs/>
+                              </w:rPr>
+                              <w:t xml:space="preserve">) Íbice: </w:t>
+                            </w:r>
+                            <w:r>
+                              <w:t>50,001- 100,000 m</w:t>
+                            </w:r>
+                          </w:p>
+                        </w:txbxContent>
+                      </wps:txbx>
+                      <wps:bodyPr rot="0" spcFirstLastPara="0" vertOverflow="overflow" horzOverflow="overflow" vert="horz" wrap="square" lIns="91440" tIns="45720" rIns="91440" bIns="45720" numCol="1" spcCol="0" rtlCol="0" fromWordArt="0" anchor="t" anchorCtr="0" forceAA="0" compatLnSpc="1">
+                        <a:prstTxWarp prst="textNoShape">
+                          <a:avLst/>
+                        </a:prstTxWarp>
+                        <a:noAutofit/>
+                      </wps:bodyPr>
+                    </wps:wsp>
+                  </a:graphicData>
+                </a:graphic>
+                <wp14:sizeRelV relativeFrom="margin">
+                  <wp14:pctHeight>0</wp14:pctHeight>
+                </wp14:sizeRelV>
+              </wp:anchor>
+            </w:drawing>
+          </mc:Choice>
+          <mc:Fallback>
+            <w:pict>
+              <v:shape w14:anchorId="401956BB" id="Cuadro de texto 40" o:spid="_x0000_s1034" type="#_x0000_t202" style="position:absolute;margin-left:0;margin-top:311.15pt;width:492pt;height:180pt;z-index:251696128;visibility:visible;mso-wrap-style:square;mso-height-percent:0;mso-wrap-distance-left:9pt;mso-wrap-distance-top:0;mso-wrap-distance-right:9pt;mso-wrap-distance-bottom:0;mso-position-horizontal:center;mso-position-horizontal-relative:margin;mso-position-vertical:absolute;mso-position-vertical-relative:text;mso-height-percent:0;mso-height-relative:margin;v-text-anchor:top" o:gfxdata="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" filled="f" stroked="f" strokeweight=".5pt">
+                <v:textbox>
+                  <w:txbxContent>
+                    <w:p>
+                      <w:pPr>
+                        <w:pStyle w:val="Prrafodelista"/>
+                        <w:numPr>
+                          <w:ilvl w:val="0"/>
+                          <w:numId w:val="7"/>
+                        </w:numPr>
+                      </w:pPr>
+                      <w:r>
+                        <w:t xml:space="preserve">De los </w:t>
+                      </w:r>
+                      <w:r>
+                        <w:rPr>
+                          <w:b/>
+                          <w:bCs/>
+                        </w:rPr>
+                        <w:t xml:space="preserve">2: </w:t>
+                      </w:r>
+                      <w:r>
+                        <w:t xml:space="preserve">Cada </w:t>
+                      </w:r>
+                      <w:r>
+                        <w:rPr>
+                          <w:b/>
+                          <w:bCs/>
+                        </w:rPr>
+                        <w:t xml:space="preserve">Alquiler </w:t>
+                      </w:r>
+                      <w:r>
+                        <w:t xml:space="preserve">guarda los metros de esa salida (se apuntan al devolver, </w:t>
+                      </w:r>
+                      <w:r>
+                        <w:rPr>
+                          <w:color w:val="FF0000"/>
+                        </w:rPr>
+                        <w:t xml:space="preserve">aunque en un futuro estaría muy bien crear una app para poder sincronizar con una aplicación existente como es </w:t>
+                      </w:r>
+                      <w:proofErr w:type="spellStart"/>
+                      <w:r>
+                        <w:rPr>
+                          <w:color w:val="FF0000"/>
+                        </w:rPr>
+                        <w:t>WikiLoc</w:t>
+                      </w:r>
+                      <w:proofErr w:type="spellEnd"/>
+                      <w:r>
+                        <w:rPr>
+                          <w:color w:val="FF0000"/>
+                        </w:rPr>
+                        <w:t xml:space="preserve">; donde se pueden registrar rutas de montaña y demás, y sería mucho más cómodo) </w:t>
+                      </w:r>
+                      <w:r>
+                        <w:t xml:space="preserve">y el </w:t>
+                      </w:r>
+                      <w:r>
+                        <w:rPr>
+                          <w:b/>
+                          <w:bCs/>
+                        </w:rPr>
+                        <w:t>Cliente</w:t>
+                      </w:r>
+                      <w:r>
+                        <w:t xml:space="preserve"> tiene el total, y se calcula sumando todos los alquileres</w:t>
+                      </w:r>
+                    </w:p>
+                    <w:p>
+                      <w:pPr>
+                        <w:pStyle w:val="Prrafodelista"/>
+                        <w:numPr>
+                          <w:ilvl w:val="0"/>
+                          <w:numId w:val="7"/>
+                        </w:numPr>
+                      </w:pPr>
+                      <w:r>
+                        <w:t>Solo cuentan (o se actualiza) cuando el alquiler se marca como “Devuelto”</w:t>
+                      </w:r>
+                    </w:p>
+                    <w:p>
+                      <w:pPr>
+                        <w:pStyle w:val="Prrafodelista"/>
+                        <w:numPr>
+                          <w:ilvl w:val="0"/>
+                          <w:numId w:val="7"/>
+                        </w:numPr>
+                      </w:pPr>
+                      <w:r>
+                        <w:t>Hay diferentes niveles (se hará un &lt;</w:t>
+                      </w:r>
+                      <w:proofErr w:type="spellStart"/>
+                      <w:r>
+                        <w:t>selection</w:t>
+                      </w:r>
+                      <w:proofErr w:type="spellEnd"/>
+                      <w:r>
+                        <w:t xml:space="preserve">&gt; con esta estructura: </w:t>
+                      </w:r>
+                      <w:r>
+                        <w:br/>
+                      </w:r>
+                      <w:r>
+                        <w:rPr>
+                          <w:b/>
+                          <w:bCs/>
+                        </w:rPr>
+                        <w:t>i) Principiante:</w:t>
+                      </w:r>
+                      <w:r>
+                        <w:rPr>
+                          <w:b/>
+                          <w:bCs/>
+                        </w:rPr>
+                        <w:t xml:space="preserve"> </w:t>
+                      </w:r>
+                      <w:r>
+                        <w:t>0 – 10,000m</w:t>
+                      </w:r>
+                    </w:p>
+                    <w:p>
+                      <w:pPr>
+                        <w:pStyle w:val="Prrafodelista"/>
+                        <w:ind w:left="1080"/>
+                      </w:pPr>
+                      <w:proofErr w:type="spellStart"/>
+                      <w:r>
+                        <w:rPr>
+                          <w:b/>
+                          <w:bCs/>
+                        </w:rPr>
+                        <w:t>ii</w:t>
+                      </w:r>
+                      <w:proofErr w:type="spellEnd"/>
+                      <w:r>
+                        <w:rPr>
+                          <w:b/>
+                          <w:bCs/>
+                        </w:rPr>
+                        <w:t xml:space="preserve">) Profesional: </w:t>
+                      </w:r>
+                      <w:r>
+                        <w:t>10,001 – 50,000m</w:t>
+                      </w:r>
+                    </w:p>
+                    <w:p>
+                      <w:pPr>
+                        <w:pStyle w:val="Prrafodelista"/>
+                        <w:ind w:left="1080"/>
+                      </w:pPr>
+                      <w:proofErr w:type="spellStart"/>
+                      <w:r>
+                        <w:rPr>
+                          <w:b/>
+                          <w:bCs/>
+                        </w:rPr>
+                        <w:t>iii</w:t>
+                      </w:r>
+                      <w:proofErr w:type="spellEnd"/>
+                      <w:r>
+                        <w:rPr>
+                          <w:b/>
+                          <w:bCs/>
+                        </w:rPr>
+                        <w:t xml:space="preserve">) Íbice: </w:t>
+                      </w:r>
+                      <w:r>
+                        <w:t>50,001- 100,000 m</w:t>
+                      </w:r>
+                    </w:p>
+                  </w:txbxContent>
+                </v:textbox>
+                <w10:wrap anchorx="margin"/>
+              </v:shape>
+            </w:pict>
+          </mc:Fallback>
+        </mc:AlternateContent>
+      </w:r>
+      <w:r>
+        <w:rPr>
+          <w:noProof/>
+        </w:rPr>
+        <w:drawing>
+          <wp:anchor distT="0" distB="0" distL="114300" distR="114300" simplePos="0" relativeHeight="251697152" behindDoc="0" locked="0" layoutInCell="1" allowOverlap="1" wp14:anchorId="1C22A00A" wp14:editId="5810D928">
+            <wp:simplePos x="0" y="0"/>
+            <wp:positionH relativeFrom="column">
+              <wp:posOffset>-478790</wp:posOffset>
+            </wp:positionH>
+            <wp:positionV relativeFrom="paragraph">
+              <wp:posOffset>3537676</wp:posOffset>
+            </wp:positionV>
+            <wp:extent cx="5394960" cy="365760"/>
+            <wp:effectExtent l="0" t="0" r="0" b="0"/>
+            <wp:wrapNone/>
+            <wp:docPr id="41" name="Imagen 41"/>
+            <wp:cNvGraphicFramePr>
+              <a:graphicFrameLocks xmlns:a="http://schemas.openxmlformats.org/drawingml/2006/main" noChangeAspect="1"/>
+            </wp:cNvGraphicFramePr>
+            <a:graphic xmlns:a="http://schemas.openxmlformats.org/drawingml/2006/main">
+              <a:graphicData uri="http://schemas.openxmlformats.org/drawingml/2006/picture">
+                <pic:pic xmlns:pic="http://schemas.openxmlformats.org/drawingml/2006/picture">
+                  <pic:nvPicPr>
+                    <pic:cNvPr id="0" name="Picture 8"/>
+                    <pic:cNvPicPr>
+                      <a:picLocks noChangeAspect="1" noChangeArrowheads="1"/>
+                    </pic:cNvPicPr>
+                  </pic:nvPicPr>
+                  <pic:blipFill>
+                    <a:blip r:embed="rId18" cstate="print">
+                      <a:extLst>
+                        <a:ext uri="{28A0092B-C50C-407E-A947-70E740481C1C}">
+                          <a14:useLocalDpi xmlns:a14="http://schemas.microsoft.com/office/drawing/2010/main" val="0"/>
+                        </a:ext>
+                      </a:extLst>
+                    </a:blip>
+                    <a:srcRect/>
+                    <a:stretch>
+                      <a:fillRect/>
+                    </a:stretch>
+                  </pic:blipFill>
+                  <pic:spPr bwMode="auto">
+                    <a:xfrm>
+                      <a:off x="0" y="0"/>
+                      <a:ext cx="5394960" cy="365760"/>
+                    </a:xfrm>
+                    <a:prstGeom prst="rect">
+                      <a:avLst/>
+                    </a:prstGeom>
+                    <a:noFill/>
+                    <a:ln>
+                      <a:noFill/>
+                    </a:ln>
+                  </pic:spPr>
+                </pic:pic>
+              </a:graphicData>
+            </a:graphic>
+            <wp14:sizeRelH relativeFrom="page">
+              <wp14:pctWidth>0</wp14:pctWidth>
+            </wp14:sizeRelH>
+            <wp14:sizeRelV relativeFrom="page">
+              <wp14:pctHeight>0</wp14:pctHeight>
+            </wp14:sizeRelV>
+          </wp:anchor>
+        </w:drawing>
+      </w:r>
+      <w:r>
+        <w:rPr>
+          <w:noProof/>
+        </w:rPr>
+        <w:drawing>
+          <wp:anchor distT="0" distB="0" distL="114300" distR="114300" simplePos="0" relativeHeight="251688960" behindDoc="0" locked="0" layoutInCell="1" allowOverlap="1" wp14:anchorId="344C1E9D" wp14:editId="198FC9C1">
+            <wp:simplePos x="0" y="0"/>
+            <wp:positionH relativeFrom="margin">
+              <wp:posOffset>-742678</wp:posOffset>
+            </wp:positionH>
+            <wp:positionV relativeFrom="paragraph">
+              <wp:posOffset>341176</wp:posOffset>
+            </wp:positionV>
+            <wp:extent cx="6885488" cy="2906486"/>
+            <wp:effectExtent l="0" t="0" r="0" b="8255"/>
+            <wp:wrapNone/>
+            <wp:docPr id="36" name="Imagen 36"/>
+            <wp:cNvGraphicFramePr>
+              <a:graphicFrameLocks xmlns:a="http://schemas.openxmlformats.org/drawingml/2006/main" noChangeAspect="1"/>
+            </wp:cNvGraphicFramePr>
+            <a:graphic xmlns:a="http://schemas.openxmlformats.org/drawingml/2006/main">
+              <a:graphicData uri="http://schemas.openxmlformats.org/drawingml/2006/picture">
+                <pic:pic xmlns:pic="http://schemas.openxmlformats.org/drawingml/2006/picture">
+                  <pic:nvPicPr>
+                    <pic:cNvPr id="2" name="Imagen 2"/>
+                    <pic:cNvPicPr/>
+                  </pic:nvPicPr>
+                  <pic:blipFill>
+                    <a:blip r:embed="rId9" cstate="print">
+                      <a:extLst>
+                        <a:ext uri="{28A0092B-C50C-407E-A947-70E740481C1C}">
+                          <a14:useLocalDpi xmlns:a14="http://schemas.microsoft.com/office/drawing/2010/main" val="0"/>
+                        </a:ext>
+                      </a:extLst>
+                    </a:blip>
+                    <a:stretch>
+                      <a:fillRect/>
+                    </a:stretch>
+                  </pic:blipFill>
+                  <pic:spPr>
+                    <a:xfrm>
+                      <a:off x="0" y="0"/>
+                      <a:ext cx="6892418" cy="2909411"/>
+                    </a:xfrm>
+                    <a:prstGeom prst="rect">
+                      <a:avLst/>
+                    </a:prstGeom>
+                  </pic:spPr>
+                </pic:pic>
+              </a:graphicData>
+            </a:graphic>
+            <wp14:sizeRelH relativeFrom="margin">
+              <wp14:pctWidth>0</wp14:pctWidth>
+            </wp14:sizeRelH>
+            <wp14:sizeRelV relativeFrom="margin">
+              <wp14:pctHeight>0</wp14:pctHeight>
+            </wp14:sizeRelV>
+          </wp:anchor>
+        </w:drawing>
+      </w:r>
+      <w:r>
+        <w:rPr>
+          <w:noProof/>
+        </w:rPr>
+        <mc:AlternateContent>
+          <mc:Choice Requires="wps">
+            <w:drawing>
+              <wp:anchor distT="0" distB="0" distL="114300" distR="114300" simplePos="0" relativeHeight="251692032" behindDoc="0" locked="0" layoutInCell="1" allowOverlap="1" wp14:anchorId="4FC286A3" wp14:editId="58ACF4F0">
+                <wp:simplePos x="0" y="0"/>
+                <wp:positionH relativeFrom="margin">
+                  <wp:align>center</wp:align>
+                </wp:positionH>
+                <wp:positionV relativeFrom="paragraph">
+                  <wp:posOffset>1005024</wp:posOffset>
+                </wp:positionV>
+                <wp:extent cx="6248400" cy="2100943"/>
+                <wp:effectExtent l="0" t="0" r="0" b="0"/>
+                <wp:wrapNone/>
+                <wp:docPr id="38" name="Cuadro de texto 38"/>
+                <wp:cNvGraphicFramePr/>
+                <a:graphic xmlns:a="http://schemas.openxmlformats.org/drawingml/2006/main">
+                  <a:graphicData uri="http://schemas.microsoft.com/office/word/2010/wordprocessingShape">
+                    <wps:wsp>
+                      <wps:cNvSpPr txBox="1"/>
+                      <wps:spPr>
+                        <a:xfrm>
+                          <a:off x="0" y="0"/>
+                          <a:ext cx="6248400" cy="2100943"/>
+                        </a:xfrm>
+                        <a:prstGeom prst="rect">
+                          <a:avLst/>
+                        </a:prstGeom>
+                        <a:noFill/>
+                        <a:ln w="6350">
+                          <a:noFill/>
+                        </a:ln>
+                      </wps:spPr>
+                      <wps:txbx>
+                        <w:txbxContent>
+                          <w:p>
+                            <w:pPr>
+                              <w:pStyle w:val="Prrafodelista"/>
+                              <w:numPr>
+                                <w:ilvl w:val="0"/>
+                                <w:numId w:val="6"/>
+                              </w:numPr>
+                            </w:pPr>
+                            <w:r>
+                              <w:rPr>
+                                <w:b/>
+                                <w:bCs/>
+                              </w:rPr>
+                              <w:t xml:space="preserve">Revisión </w:t>
+                            </w:r>
+                            <w:r>
+                              <w:t>es un modelo propio: &lt;Porque una pieza puede tener N revisiones y cada una tiene sus datos propios (revision1, revision2… pero de cada pieza)&gt; Ya que el resultado será un booleano: Apto/No apto (para volver a estar en tienda disponible para alquilar)</w:t>
+                            </w:r>
+                          </w:p>
+                          <w:p>
+                            <w:pPr>
+                              <w:pStyle w:val="Prrafodelista"/>
+                              <w:numPr>
+                                <w:ilvl w:val="0"/>
+                                <w:numId w:val="6"/>
+                              </w:numPr>
+                            </w:pPr>
+                            <w:r>
+                              <w:t xml:space="preserve">Tendrá cada pieza </w:t>
+                            </w:r>
+                            <w:r>
+                              <w:rPr>
+                                <w:b/>
+                                <w:bCs/>
+                              </w:rPr>
+                              <w:t>un pasaporte de seguridad</w:t>
+                            </w:r>
+                            <w:r>
+                              <w:t xml:space="preserve">, unos datos (fecha, quien hizo la revisión, </w:t>
+                            </w:r>
+                            <w:proofErr w:type="spellStart"/>
+                            <w:r>
+                              <w:t>etc</w:t>
+                            </w:r>
+                            <w:proofErr w:type="spellEnd"/>
+                            <w:r>
+                              <w:t xml:space="preserve">), una fecha de caducidad (como si fuera la ITV de un coche) y el certificado. Se creará </w:t>
+                            </w:r>
+                            <w:r>
+                              <w:rPr>
+                                <w:u w:val="single"/>
+                              </w:rPr>
+                              <w:t>una relación Many2one y One2many.</w:t>
+                            </w:r>
+                          </w:p>
+                          <w:p>
+                            <w:pPr>
+                              <w:pStyle w:val="Prrafodelista"/>
+                              <w:numPr>
+                                <w:ilvl w:val="0"/>
+                                <w:numId w:val="6"/>
+                              </w:numPr>
+                            </w:pPr>
+                            <w:r>
+                              <w:t xml:space="preserve">El atributo de la pieza que cambie esto último será “Retirado”. La comprobación se hará al alquilar, con </w:t>
+                            </w:r>
+                            <w:r>
+                              <w:rPr>
+                                <w:i/>
+                                <w:iCs/>
+                              </w:rPr>
+                              <w:t>@</w:t>
+                            </w:r>
+                            <w:proofErr w:type="gramStart"/>
+                            <w:r>
+                              <w:rPr>
+                                <w:i/>
+                                <w:iCs/>
+                              </w:rPr>
+                              <w:t>api.constrains</w:t>
+                            </w:r>
+                            <w:proofErr w:type="gramEnd"/>
+                          </w:p>
+                        </w:txbxContent>
+                      </wps:txbx>
+                      <wps:bodyPr rot="0" spcFirstLastPara="0" vertOverflow="overflow" horzOverflow="overflow" vert="horz" wrap="square" lIns="91440" tIns="45720" rIns="91440" bIns="45720" numCol="1" spcCol="0" rtlCol="0" fromWordArt="0" anchor="t" anchorCtr="0" forceAA="0" compatLnSpc="1">
+                        <a:prstTxWarp prst="textNoShape">
+                          <a:avLst/>
+                        </a:prstTxWarp>
+                        <a:noAutofit/>
+                      </wps:bodyPr>
+                    </wps:wsp>
+                  </a:graphicData>
+                </a:graphic>
+                <wp14:sizeRelV relativeFrom="margin">
+                  <wp14:pctHeight>0</wp14:pctHeight>
+                </wp14:sizeRelV>
+              </wp:anchor>
+            </w:drawing>
+          </mc:Choice>
+          <mc:Fallback>
+            <w:pict>
+              <v:shape w14:anchorId="4FC286A3" id="Cuadro de texto 38" o:spid="_x0000_s1035" type="#_x0000_t202" style="position:absolute;margin-left:0;margin-top:79.15pt;width:492pt;height:165.45pt;z-index:251692032;visibility:visible;mso-wrap-style:square;mso-height-percent:0;mso-wrap-distance-left:9pt;mso-wrap-distance-top:0;mso-wrap-distance-right:9pt;mso-wrap-distance-bottom:0;mso-position-horizontal:center;mso-position-horizontal-relative:margin;mso-position-vertical:absolute;mso-position-vertical-relative:text;mso-height-percent:0;mso-height-relative:margin;v-text-anchor:top" o:gfxdata="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" filled="f" stroked="f" strokeweight=".5pt">
+                <v:textbox>
+                  <w:txbxContent>
+                    <w:p>
+                      <w:pPr>
+                        <w:pStyle w:val="Prrafodelista"/>
+                        <w:numPr>
+                          <w:ilvl w:val="0"/>
+                          <w:numId w:val="6"/>
+                        </w:numPr>
+                      </w:pPr>
+                      <w:r>
+                        <w:rPr>
+                          <w:b/>
+                          <w:bCs/>
+                        </w:rPr>
+                        <w:t xml:space="preserve">Revisión </w:t>
+                      </w:r>
+                      <w:r>
+                        <w:t>es un modelo propio: &lt;Porque una pieza puede tener N revisiones y cada una tiene sus datos propios (revision1, revision2… pero de cada pieza)&gt; Ya que el resultado será un booleano: Apto/No apto (para volver a estar en tienda disponible para alquilar)</w:t>
+                      </w:r>
+                    </w:p>
+                    <w:p>
+                      <w:pPr>
+                        <w:pStyle w:val="Prrafodelista"/>
+                        <w:numPr>
+                          <w:ilvl w:val="0"/>
+                          <w:numId w:val="6"/>
+                        </w:numPr>
+                      </w:pPr>
+                      <w:r>
+                        <w:t xml:space="preserve">Tendrá cada pieza </w:t>
+                      </w:r>
+                      <w:r>
+                        <w:rPr>
+                          <w:b/>
+                          <w:bCs/>
+                        </w:rPr>
+                        <w:t>un pasaporte de seguridad</w:t>
+                      </w:r>
+                      <w:r>
+                        <w:t xml:space="preserve">, unos datos (fecha, quien hizo la revisión, </w:t>
+                      </w:r>
+                      <w:proofErr w:type="spellStart"/>
+                      <w:r>
+                        <w:t>etc</w:t>
+                      </w:r>
+                      <w:proofErr w:type="spellEnd"/>
+                      <w:r>
+                        <w:t xml:space="preserve">), una fecha de caducidad (como si fuera la ITV de un coche) y el certificado. Se creará </w:t>
+                      </w:r>
+                      <w:r>
+                        <w:rPr>
+                          <w:u w:val="single"/>
+                        </w:rPr>
+                        <w:t>una relación Many2one y One2many.</w:t>
+                      </w:r>
+                    </w:p>
+                    <w:p>
+                      <w:pPr>
+                        <w:pStyle w:val="Prrafodelista"/>
+                        <w:numPr>
+                          <w:ilvl w:val="0"/>
+                          <w:numId w:val="6"/>
+                        </w:numPr>
+                      </w:pPr>
+                      <w:r>
+                        <w:t xml:space="preserve">El atributo de la pieza que cambie esto último será “Retirado”. La comprobación se hará al alquilar, con </w:t>
+                      </w:r>
+                      <w:r>
+                        <w:rPr>
+                          <w:i/>
+                          <w:iCs/>
+                        </w:rPr>
+                        <w:t>@</w:t>
+                      </w:r>
+                      <w:proofErr w:type="gramStart"/>
+                      <w:r>
+                        <w:rPr>
+                          <w:i/>
+                          <w:iCs/>
+                        </w:rPr>
+                        <w:t>api.constrains</w:t>
+                      </w:r>
+                      <w:proofErr w:type="gramEnd"/>
+                    </w:p>
+                  </w:txbxContent>
+                </v:textbox>
+                <w10:wrap anchorx="margin"/>
+              </v:shape>
+            </w:pict>
+          </mc:Fallback>
+        </mc:AlternateContent>
+      </w:r>
+      <w:r>
+        <w:rPr>
+          <w:noProof/>
+        </w:rPr>
+        <w:drawing>
+          <wp:anchor distT="0" distB="0" distL="114300" distR="114300" simplePos="0" relativeHeight="251689984" behindDoc="0" locked="0" layoutInCell="1" allowOverlap="1" wp14:anchorId="4A3C1465" wp14:editId="3C3BAEC8">
+            <wp:simplePos x="0" y="0"/>
+            <wp:positionH relativeFrom="page">
+              <wp:posOffset>598714</wp:posOffset>
+            </wp:positionH>
+            <wp:positionV relativeFrom="paragraph">
+              <wp:posOffset>508000</wp:posOffset>
+            </wp:positionV>
+            <wp:extent cx="5394960" cy="365760"/>
+            <wp:effectExtent l="0" t="0" r="0" b="0"/>
+            <wp:wrapNone/>
+            <wp:docPr id="37" name="Imagen 37"/>
+            <wp:cNvGraphicFramePr>
+              <a:graphicFrameLocks xmlns:a="http://schemas.openxmlformats.org/drawingml/2006/main" noChangeAspect="1"/>
+            </wp:cNvGraphicFramePr>
+            <a:graphic xmlns:a="http://schemas.openxmlformats.org/drawingml/2006/main">
+              <a:graphicData uri="http://schemas.openxmlformats.org/drawingml/2006/picture">
+                <pic:pic xmlns:pic="http://schemas.openxmlformats.org/drawingml/2006/picture">
+                  <pic:nvPicPr>
+                    <pic:cNvPr id="0" name="Picture 7"/>
+                    <pic:cNvPicPr>
+                      <a:picLocks noChangeAspect="1" noChangeArrowheads="1"/>
+                    </pic:cNvPicPr>
+                  </pic:nvPicPr>
+                  <pic:blipFill>
+                    <a:blip r:embed="rId19" cstate="print">
+                      <a:extLst>
+                        <a:ext uri="{28A0092B-C50C-407E-A947-70E740481C1C}">
+                          <a14:useLocalDpi xmlns:a14="http://schemas.microsoft.com/office/drawing/2010/main" val="0"/>
+                        </a:ext>
+                      </a:extLst>
+                    </a:blip>
+                    <a:srcRect/>
+                    <a:stretch>
+                      <a:fillRect/>
+                    </a:stretch>
+                  </pic:blipFill>
+                  <pic:spPr bwMode="auto">
+                    <a:xfrm>
+                      <a:off x="0" y="0"/>
+                      <a:ext cx="5394960" cy="365760"/>
+                    </a:xfrm>
+                    <a:prstGeom prst="rect">
+                      <a:avLst/>
+                    </a:prstGeom>
+                    <a:noFill/>
+                    <a:ln>
+                      <a:noFill/>
+                    </a:ln>
+                  </pic:spPr>
+                </pic:pic>
+              </a:graphicData>
+            </a:graphic>
+            <wp14:sizeRelH relativeFrom="page">
+              <wp14:pctWidth>0</wp14:pctWidth>
+            </wp14:sizeRelH>
+            <wp14:sizeRelV relativeFrom="page">
+              <wp14:pctHeight>0</wp14:pctHeight>
+            </wp14:sizeRelV>
+          </wp:anchor>
+        </w:drawing>
+      </w:r>
+      <w:r>
         <w:br w:type="page"/>
       </w:r>
     </w:p>
     <w:p>
       <w:r>
+        <w:rPr>
+          <w:noProof/>
+        </w:rPr>
         <w:lastRenderedPageBreak/>
+        <mc:AlternateContent>
+          <mc:Choice Requires="wps">
+            <w:drawing>
+              <wp:anchor distT="0" distB="0" distL="114300" distR="114300" simplePos="0" relativeHeight="251703296" behindDoc="0" locked="0" layoutInCell="1" allowOverlap="1" wp14:anchorId="7E7EDD69" wp14:editId="10663708">
+                <wp:simplePos x="0" y="0"/>
+                <wp:positionH relativeFrom="column">
+                  <wp:posOffset>-654196</wp:posOffset>
+                </wp:positionH>
+                <wp:positionV relativeFrom="paragraph">
+                  <wp:posOffset>211455</wp:posOffset>
+                </wp:positionV>
+                <wp:extent cx="1005840" cy="480646"/>
+                <wp:effectExtent l="0" t="0" r="0" b="0"/>
+                <wp:wrapNone/>
+                <wp:docPr id="52" name="Cuadro de texto 52"/>
+                <wp:cNvGraphicFramePr/>
+                <a:graphic xmlns:a="http://schemas.openxmlformats.org/drawingml/2006/main">
+                  <a:graphicData uri="http://schemas.microsoft.com/office/word/2010/wordprocessingShape">
+                    <wps:wsp>
+                      <wps:cNvSpPr txBox="1"/>
+                      <wps:spPr>
+                        <a:xfrm>
+                          <a:off x="0" y="0"/>
+                          <a:ext cx="1005840" cy="480646"/>
+                        </a:xfrm>
+                        <a:prstGeom prst="rect">
+                          <a:avLst/>
+                        </a:prstGeom>
+                        <a:noFill/>
+                        <a:ln w="6350">
+                          <a:noFill/>
+                        </a:ln>
+                      </wps:spPr>
+                      <wps:txbx>
+                        <w:txbxContent>
+                          <w:p>
+                            <w:pPr>
+                              <w:rPr>
+                                <w:rFonts w:ascii="Bahnschrift Condensed" w:hAnsi="Bahnschrift Condensed"/>
+                                <w:color w:val="FFFFFF" w:themeColor="background1"/>
+                              </w:rPr>
+                            </w:pPr>
+                            <w:r>
+                              <w:rPr>
+                                <w:rFonts w:ascii="Bahnschrift Condensed" w:hAnsi="Bahnschrift Condensed"/>
+                                <w:color w:val="FFFFFF" w:themeColor="background1"/>
+                              </w:rPr>
+                              <w:t>2) CLIENTE:</w:t>
+                            </w:r>
+                          </w:p>
+                        </w:txbxContent>
+                      </wps:txbx>
+                      <wps:bodyPr rot="0" spcFirstLastPara="0" vertOverflow="overflow" horzOverflow="overflow" vert="horz" wrap="square" lIns="91440" tIns="45720" rIns="91440" bIns="45720" numCol="1" spcCol="0" rtlCol="0" fromWordArt="0" anchor="t" anchorCtr="0" forceAA="0" compatLnSpc="1">
+                        <a:prstTxWarp prst="textNoShape">
+                          <a:avLst/>
+                        </a:prstTxWarp>
+                        <a:noAutofit/>
+                      </wps:bodyPr>
+                    </wps:wsp>
+                  </a:graphicData>
+                </a:graphic>
+              </wp:anchor>
+            </w:drawing>
+          </mc:Choice>
+          <mc:Fallback>
+            <w:pict>
+              <v:shape w14:anchorId="7E7EDD69" id="Cuadro de texto 52" o:spid="_x0000_s1036" type="#_x0000_t202" style="position:absolute;margin-left:-51.5pt;margin-top:16.65pt;width:79.2pt;height:37.85pt;z-index:251703296;visibility:visible;mso-wrap-style:square;mso-wrap-distance-left:9pt;mso-wrap-distance-top:0;mso-wrap-distance-right:9pt;mso-wrap-distance-bottom:0;mso-position-horizontal:absolute;mso-position-horizontal-relative:text;mso-position-vertical:absolute;mso-position-vertical-relative:text;v-text-anchor:top" o:gfxdata="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" filled="f" stroked="f" strokeweight=".5pt">
+                <v:textbox>
+                  <w:txbxContent>
+                    <w:p>
+                      <w:pPr>
+                        <w:rPr>
+                          <w:rFonts w:ascii="Bahnschrift Condensed" w:hAnsi="Bahnschrift Condensed"/>
+                          <w:color w:val="FFFFFF" w:themeColor="background1"/>
+                        </w:rPr>
+                      </w:pPr>
+                      <w:r>
+                        <w:rPr>
+                          <w:rFonts w:ascii="Bahnschrift Condensed" w:hAnsi="Bahnschrift Condensed"/>
+                          <w:color w:val="FFFFFF" w:themeColor="background1"/>
+                        </w:rPr>
+                        <w:t>2) CLIENTE:</w:t>
+                      </w:r>
+                    </w:p>
+                  </w:txbxContent>
+                </v:textbox>
+              </v:shape>
+            </w:pict>
+          </mc:Fallback>
+        </mc:AlternateContent>
+      </w:r>
+      <w:r>
+        <w:rPr>
+          <w:noProof/>
+        </w:rPr>
+        <mc:AlternateContent>
+          <mc:Choice Requires="wps">
+            <w:drawing>
+              <wp:anchor distT="0" distB="0" distL="114300" distR="114300" simplePos="0" relativeHeight="251655167" behindDoc="0" locked="0" layoutInCell="1" allowOverlap="1" wp14:anchorId="7BBE46D8" wp14:editId="00CE06C1">
+                <wp:simplePos x="0" y="0"/>
+                <wp:positionH relativeFrom="column">
+                  <wp:posOffset>-724535</wp:posOffset>
+                </wp:positionH>
+                <wp:positionV relativeFrom="paragraph">
+                  <wp:posOffset>275932</wp:posOffset>
+                </wp:positionV>
+                <wp:extent cx="990600" cy="164123"/>
+                <wp:effectExtent l="0" t="0" r="0" b="7620"/>
+                <wp:wrapNone/>
+                <wp:docPr id="53" name="Rectángulo 53"/>
+                <wp:cNvGraphicFramePr/>
+                <a:graphic xmlns:a="http://schemas.openxmlformats.org/drawingml/2006/main">
+                  <a:graphicData uri="http://schemas.microsoft.com/office/word/2010/wordprocessingShape">
+                    <wps:wsp>
+                      <wps:cNvSpPr/>
+                      <wps:spPr>
+                        <a:xfrm>
+                          <a:off x="0" y="0"/>
+                          <a:ext cx="990600" cy="164123"/>
+                        </a:xfrm>
+                        <a:prstGeom prst="rect">
+                          <a:avLst/>
+                        </a:prstGeom>
+                        <a:solidFill>
+                          <a:srgbClr val="C00000"/>
+                        </a:solidFill>
+                        <a:ln>
+                          <a:noFill/>
+                        </a:ln>
+                      </wps:spPr>
+                      <wps:style>
+                        <a:lnRef idx="2">
+                          <a:schemeClr val="accent1">
+                            <a:shade val="15000"/>
+                          </a:schemeClr>
+                        </a:lnRef>
+                        <a:fillRef idx="1">
+                          <a:schemeClr val="accent1"/>
+                        </a:fillRef>
+                        <a:effectRef idx="0">
+                          <a:schemeClr val="accent1"/>
+                        </a:effectRef>
+                        <a:fontRef idx="minor">
+                          <a:schemeClr val="lt1"/>
+                        </a:fontRef>
+                      </wps:style>
+                      <wps:bodyPr rot="0" spcFirstLastPara="0" vertOverflow="overflow" horzOverflow="overflow" vert="horz" wrap="square" lIns="91440" tIns="45720" rIns="91440" bIns="45720" numCol="1" spcCol="0" rtlCol="0" fromWordArt="0" anchor="ctr" anchorCtr="0" forceAA="0" compatLnSpc="1">
+                        <a:prstTxWarp prst="textNoShape">
+                          <a:avLst/>
+                        </a:prstTxWarp>
+                        <a:noAutofit/>
+                      </wps:bodyPr>
+                    </wps:wsp>
+                  </a:graphicData>
+                </a:graphic>
+              </wp:anchor>
+            </w:drawing>
+          </mc:Choice>
+          <mc:Fallback>
+            <w:pict>
+              <v:rect w14:anchorId="22407E02" id="Rectángulo 53" o:spid="_x0000_s1026" style="position:absolute;margin-left:-57.05pt;margin-top:21.75pt;width:78pt;height:12.9pt;z-index:251655167;visibility:visible;mso-wrap-style:square;mso-wrap-distance-left:9pt;mso-wrap-distance-top:0;mso-wrap-distance-right:9pt;mso-wrap-distance-bottom:0;mso-position-horizontal:absolute;mso-position-horizontal-relative:text;mso-position-vertical:absolute;mso-position-vertical-relative:text;v-text-anchor:middle" o:gfxdata="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" fillcolor="#c00000" stroked="f" strokeweight="1pt"/>
+            </w:pict>
+          </mc:Fallback>
+        </mc:AlternateContent>
+      </w:r>
+    </w:p>
+    <w:p>
+      <w:r>
+        <w:rPr>
+          <w:noProof/>
+        </w:rPr>
+        <w:drawing>
+          <wp:anchor distT="0" distB="0" distL="114300" distR="114300" simplePos="0" relativeHeight="251699200" behindDoc="0" locked="0" layoutInCell="1" allowOverlap="1" wp14:anchorId="55583F00" wp14:editId="633676CC">
+            <wp:simplePos x="0" y="0"/>
+            <wp:positionH relativeFrom="margin">
+              <wp:posOffset>-719455</wp:posOffset>
+            </wp:positionH>
+            <wp:positionV relativeFrom="paragraph">
+              <wp:posOffset>125095</wp:posOffset>
+            </wp:positionV>
+            <wp:extent cx="6832600" cy="2209800"/>
+            <wp:effectExtent l="0" t="0" r="6350" b="0"/>
+            <wp:wrapNone/>
+            <wp:docPr id="43" name="Imagen 43"/>
+            <wp:cNvGraphicFramePr>
+              <a:graphicFrameLocks xmlns:a="http://schemas.openxmlformats.org/drawingml/2006/main" noChangeAspect="1"/>
+            </wp:cNvGraphicFramePr>
+            <a:graphic xmlns:a="http://schemas.openxmlformats.org/drawingml/2006/main">
+              <a:graphicData uri="http://schemas.openxmlformats.org/drawingml/2006/picture">
+                <pic:pic xmlns:pic="http://schemas.openxmlformats.org/drawingml/2006/picture">
+                  <pic:nvPicPr>
+                    <pic:cNvPr id="0" name="Picture 10"/>
+                    <pic:cNvPicPr>
+                      <a:picLocks noChangeAspect="1" noChangeArrowheads="1"/>
+                    </pic:cNvPicPr>
+                  </pic:nvPicPr>
+                  <pic:blipFill>
+                    <a:blip r:embed="rId20" cstate="print">
+                      <a:extLst>
+                        <a:ext uri="{28A0092B-C50C-407E-A947-70E740481C1C}">
+                          <a14:useLocalDpi xmlns:a14="http://schemas.microsoft.com/office/drawing/2010/main" val="0"/>
+                        </a:ext>
+                      </a:extLst>
+                    </a:blip>
+                    <a:srcRect/>
+                    <a:stretch>
+                      <a:fillRect/>
+                    </a:stretch>
+                  </pic:blipFill>
+                  <pic:spPr bwMode="auto">
+                    <a:xfrm>
+                      <a:off x="0" y="0"/>
+                      <a:ext cx="6832600" cy="2209800"/>
+                    </a:xfrm>
+                    <a:prstGeom prst="rect">
+                      <a:avLst/>
+                    </a:prstGeom>
+                    <a:noFill/>
+                    <a:ln>
+                      <a:noFill/>
+                    </a:ln>
+                  </pic:spPr>
+                </pic:pic>
+              </a:graphicData>
+            </a:graphic>
+            <wp14:sizeRelH relativeFrom="page">
+              <wp14:pctWidth>0</wp14:pctWidth>
+            </wp14:sizeRelH>
+            <wp14:sizeRelV relativeFrom="page">
+              <wp14:pctHeight>0</wp14:pctHeight>
+            </wp14:sizeRelV>
+          </wp:anchor>
+        </w:drawing>
+      </w:r>
+      <w:r>
         <w:br w:type="page"/>
       </w:r>
     </w:p>
@@ -851,7 +3929,7 @@
         </w:rPr>
         <w:lastRenderedPageBreak/>
         <w:drawing>
-          <wp:anchor distT="0" distB="0" distL="114300" distR="114300" simplePos="0" relativeHeight="251664384" behindDoc="0" locked="1" layoutInCell="1" allowOverlap="1" wp14:anchorId="4E81E612" wp14:editId="34656A35">
+          <wp:anchor distT="0" distB="0" distL="114300" distR="114300" simplePos="0" relativeHeight="251662336" behindDoc="0" locked="1" layoutInCell="1" allowOverlap="1" wp14:anchorId="4E81E612" wp14:editId="721B9836">
             <wp:simplePos x="0" y="0"/>
             <wp:positionH relativeFrom="page">
               <wp:posOffset>0</wp:posOffset>
@@ -874,7 +3952,7 @@
                     <pic:cNvPicPr/>
                   </pic:nvPicPr>
                   <pic:blipFill>
-                    <a:blip r:embed="rId11" cstate="print">
+                    <a:blip r:embed="rId21" cstate="print">
                       <a:extLst>
                         <a:ext uri="{28A0092B-C50C-407E-A947-70E740481C1C}">
                           <a14:useLocalDpi xmlns:a14="http://schemas.microsoft.com/office/drawing/2010/main" val="0"/>
@@ -918,7 +3996,7 @@
     </w:p>
     <w:p/>
     <w:sectPr>
-      <w:headerReference w:type="default" r:id="rId12"/>
+      <w:headerReference w:type="default" r:id="rId22"/>
       <w:pgSz w:w="11906" w:h="16838"/>
       <w:pgMar w:top="1417" w:right="1701" w:bottom="1417" w:left="1701" w:header="708" w:footer="708" w:gutter="0"/>
       <w:cols w:space="708"/>
@@ -1083,6 +4161,655 @@
     </w:r>
   </w:p>
 </w:hdr>
+</file>
+
+<file path=word/numbering.xml><?xml version="1.0" encoding="utf-8"?>
+<w:numbering xmlns:wpc="http://schemas.microsoft.com/office/word/2010/wordprocessingCanvas" xmlns:cx="http://schemas.microsoft.com/office/drawing/2014/chartex" xmlns:cx1="http://schemas.microsoft.com/office/drawing/2015/9/8/chartex" xmlns:cx2="http://schemas.microsoft.com/office/drawing/2015/10/21/chartex" xmlns:cx3="http://schemas.microsoft.com/office/drawing/2016/5/9/chartex" xmlns:cx4="http://schemas.microsoft.com/office/drawing/2016/5/10/chartex" xmlns:cx5="http://schemas.microsoft.com/office/drawing/2016/5/11/chartex" xmlns:cx6="http://schemas.microsoft.com/office/drawing/2016/5/12/chartex" xmlns:cx7="http://schemas.microsoft.com/office/drawing/2016/5/13/chartex" xmlns:cx8="http://schemas.microsoft.com/office/drawing/2016/5/14/chartex" xmlns:mc="http://schemas.openxmlformats.org/markup-compatibility/2006" xmlns:aink="http://schemas.microsoft.com/office/drawing/2016/ink" xmlns:am3d="http://schemas.microsoft.com/office/drawing/2017/model3d" xmlns:o="urn:schemas-microsoft-com:office:office" xmlns:oel="http://schemas.microsoft.com/office/2019/extlst" xmlns:r="http://schemas.openxmlformats.org/officeDocument/2006/relationships" xmlns:m="http://schemas.openxmlformats.org/officeDocument/2006/math" xmlns:v="urn:schemas-microsoft-com:vml" xmlns:wp14="http://schemas.microsoft.com/office/word/2010/wordprocessingDrawing" xmlns:wp="http://schemas.openxmlformats.org/drawingml/2006/wordprocessingDrawing" xmlns:w10="urn:schemas-microsoft-com:office:word" xmlns:w="http://schemas.openxmlformats.org/wordprocessingml/2006/main" xmlns:w14="http://schemas.microsoft.com/office/word/2010/wordml" xmlns:w15="http://schemas.microsoft.com/office/word/2012/wordml" xmlns:w16cex="http://schemas.microsoft.com/office/word/2018/wordml/cex" xmlns:w16cid="http://schemas.microsoft.com/office/word/2016/wordml/cid" xmlns:w16="http://schemas.microsoft.com/office/word/2018/wordml" xmlns:w16sdtdh="http://schemas.microsoft.com/office/word/2020/wordml/sdtdatahash" xmlns:w16se="http://schemas.microsoft.com/office/word/2015/wordml/symex" xmlns:wpg="http://schemas.microsoft.com/office/word/2010/wordprocessingGroup" xmlns:wpi="http://schemas.microsoft.com/office/word/2010/wordprocessingInk" xmlns:wne="http://schemas.microsoft.com/office/word/2006/wordml" xmlns:wps="http://schemas.microsoft.com/office/word/2010/wordprocessingShape" mc:Ignorable="w14 w15 w16se w16cid w16 w16cex w16sdtdh wp14">
+  <w:abstractNum w:abstractNumId="0" w15:restartNumberingAfterBreak="0">
+    <w:nsid w:val="14291284"/>
+    <w:multiLevelType w:val="hybridMultilevel"/>
+    <w:tmpl w:val="90A8E67A"/>
+    <w:lvl w:ilvl="0" w:tplc="0C0A0011">
+      <w:start w:val="1"/>
+      <w:numFmt w:val="decimal"/>
+      <w:lvlText w:val="%1)"/>
+      <w:lvlJc w:val="left"/>
+      <w:pPr>
+        <w:ind w:left="720" w:hanging="360"/>
+      </w:pPr>
+      <w:rPr>
+        <w:rFonts w:hint="default"/>
+      </w:rPr>
+    </w:lvl>
+    <w:lvl w:ilvl="1" w:tplc="0C0A0019" w:tentative="1">
+      <w:start w:val="1"/>
+      <w:numFmt w:val="lowerLetter"/>
+      <w:lvlText w:val="%2."/>
+      <w:lvlJc w:val="left"/>
+      <w:pPr>
+        <w:ind w:left="1440" w:hanging="360"/>
+      </w:pPr>
+    </w:lvl>
+    <w:lvl w:ilvl="2" w:tplc="0C0A001B" w:tentative="1">
+      <w:start w:val="1"/>
+      <w:numFmt w:val="lowerRoman"/>
+      <w:lvlText w:val="%3."/>
+      <w:lvlJc w:val="right"/>
+      <w:pPr>
+        <w:ind w:left="2160" w:hanging="180"/>
+      </w:pPr>
+    </w:lvl>
+    <w:lvl w:ilvl="3" w:tplc="0C0A000F" w:tentative="1">
+      <w:start w:val="1"/>
+      <w:numFmt w:val="decimal"/>
+      <w:lvlText w:val="%4."/>
+      <w:lvlJc w:val="left"/>
+      <w:pPr>
+        <w:ind w:left="2880" w:hanging="360"/>
+      </w:pPr>
+    </w:lvl>
+    <w:lvl w:ilvl="4" w:tplc="0C0A0019" w:tentative="1">
+      <w:start w:val="1"/>
+      <w:numFmt w:val="lowerLetter"/>
+      <w:lvlText w:val="%5."/>
+      <w:lvlJc w:val="left"/>
+      <w:pPr>
+        <w:ind w:left="3600" w:hanging="360"/>
+      </w:pPr>
+    </w:lvl>
+    <w:lvl w:ilvl="5" w:tplc="0C0A001B" w:tentative="1">
+      <w:start w:val="1"/>
+      <w:numFmt w:val="lowerRoman"/>
+      <w:lvlText w:val="%6."/>
+      <w:lvlJc w:val="right"/>
+      <w:pPr>
+        <w:ind w:left="4320" w:hanging="180"/>
+      </w:pPr>
+    </w:lvl>
+    <w:lvl w:ilvl="6" w:tplc="0C0A000F" w:tentative="1">
+      <w:start w:val="1"/>
+      <w:numFmt w:val="decimal"/>
+      <w:lvlText w:val="%7."/>
+      <w:lvlJc w:val="left"/>
+      <w:pPr>
+        <w:ind w:left="5040" w:hanging="360"/>
+      </w:pPr>
+    </w:lvl>
+    <w:lvl w:ilvl="7" w:tplc="0C0A0019" w:tentative="1">
+      <w:start w:val="1"/>
+      <w:numFmt w:val="lowerLetter"/>
+      <w:lvlText w:val="%8."/>
+      <w:lvlJc w:val="left"/>
+      <w:pPr>
+        <w:ind w:left="5760" w:hanging="360"/>
+      </w:pPr>
+    </w:lvl>
+    <w:lvl w:ilvl="8" w:tplc="0C0A001B" w:tentative="1">
+      <w:start w:val="1"/>
+      <w:numFmt w:val="lowerRoman"/>
+      <w:lvlText w:val="%9."/>
+      <w:lvlJc w:val="right"/>
+      <w:pPr>
+        <w:ind w:left="6480" w:hanging="180"/>
+      </w:pPr>
+    </w:lvl>
+  </w:abstractNum>
+  <w:abstractNum w:abstractNumId="1" w15:restartNumberingAfterBreak="0">
+    <w:nsid w:val="1878598C"/>
+    <w:multiLevelType w:val="hybridMultilevel"/>
+    <w:tmpl w:val="5DA4C94C"/>
+    <w:lvl w:ilvl="0" w:tplc="0C0A0011">
+      <w:start w:val="1"/>
+      <w:numFmt w:val="decimal"/>
+      <w:lvlText w:val="%1)"/>
+      <w:lvlJc w:val="left"/>
+      <w:pPr>
+        <w:ind w:left="720" w:hanging="360"/>
+      </w:pPr>
+      <w:rPr>
+        <w:rFonts w:hint="default"/>
+      </w:rPr>
+    </w:lvl>
+    <w:lvl w:ilvl="1" w:tplc="0C0A0019" w:tentative="1">
+      <w:start w:val="1"/>
+      <w:numFmt w:val="lowerLetter"/>
+      <w:lvlText w:val="%2."/>
+      <w:lvlJc w:val="left"/>
+      <w:pPr>
+        <w:ind w:left="1440" w:hanging="360"/>
+      </w:pPr>
+    </w:lvl>
+    <w:lvl w:ilvl="2" w:tplc="0C0A001B" w:tentative="1">
+      <w:start w:val="1"/>
+      <w:numFmt w:val="lowerRoman"/>
+      <w:lvlText w:val="%3."/>
+      <w:lvlJc w:val="right"/>
+      <w:pPr>
+        <w:ind w:left="2160" w:hanging="180"/>
+      </w:pPr>
+    </w:lvl>
+    <w:lvl w:ilvl="3" w:tplc="0C0A000F" w:tentative="1">
+      <w:start w:val="1"/>
+      <w:numFmt w:val="decimal"/>
+      <w:lvlText w:val="%4."/>
+      <w:lvlJc w:val="left"/>
+      <w:pPr>
+        <w:ind w:left="2880" w:hanging="360"/>
+      </w:pPr>
+    </w:lvl>
+    <w:lvl w:ilvl="4" w:tplc="0C0A0019" w:tentative="1">
+      <w:start w:val="1"/>
+      <w:numFmt w:val="lowerLetter"/>
+      <w:lvlText w:val="%5."/>
+      <w:lvlJc w:val="left"/>
+      <w:pPr>
+        <w:ind w:left="3600" w:hanging="360"/>
+      </w:pPr>
+    </w:lvl>
+    <w:lvl w:ilvl="5" w:tplc="0C0A001B" w:tentative="1">
+      <w:start w:val="1"/>
+      <w:numFmt w:val="lowerRoman"/>
+      <w:lvlText w:val="%6."/>
+      <w:lvlJc w:val="right"/>
+      <w:pPr>
+        <w:ind w:left="4320" w:hanging="180"/>
+      </w:pPr>
+    </w:lvl>
+    <w:lvl w:ilvl="6" w:tplc="0C0A000F" w:tentative="1">
+      <w:start w:val="1"/>
+      <w:numFmt w:val="decimal"/>
+      <w:lvlText w:val="%7."/>
+      <w:lvlJc w:val="left"/>
+      <w:pPr>
+        <w:ind w:left="5040" w:hanging="360"/>
+      </w:pPr>
+    </w:lvl>
+    <w:lvl w:ilvl="7" w:tplc="0C0A0019" w:tentative="1">
+      <w:start w:val="1"/>
+      <w:numFmt w:val="lowerLetter"/>
+      <w:lvlText w:val="%8."/>
+      <w:lvlJc w:val="left"/>
+      <w:pPr>
+        <w:ind w:left="5760" w:hanging="360"/>
+      </w:pPr>
+    </w:lvl>
+    <w:lvl w:ilvl="8" w:tplc="0C0A001B" w:tentative="1">
+      <w:start w:val="1"/>
+      <w:numFmt w:val="lowerRoman"/>
+      <w:lvlText w:val="%9."/>
+      <w:lvlJc w:val="right"/>
+      <w:pPr>
+        <w:ind w:left="6480" w:hanging="180"/>
+      </w:pPr>
+    </w:lvl>
+  </w:abstractNum>
+  <w:abstractNum w:abstractNumId="2" w15:restartNumberingAfterBreak="0">
+    <w:nsid w:val="202326B8"/>
+    <w:multiLevelType w:val="hybridMultilevel"/>
+    <w:tmpl w:val="A72E25AA"/>
+    <w:lvl w:ilvl="0" w:tplc="5B0E83F4">
+      <w:start w:val="1"/>
+      <w:numFmt w:val="decimal"/>
+      <w:lvlText w:val="%1)"/>
+      <w:lvlJc w:val="left"/>
+      <w:pPr>
+        <w:ind w:left="1080" w:hanging="360"/>
+      </w:pPr>
+      <w:rPr>
+        <w:rFonts w:hint="default"/>
+      </w:rPr>
+    </w:lvl>
+    <w:lvl w:ilvl="1" w:tplc="0C0A0019" w:tentative="1">
+      <w:start w:val="1"/>
+      <w:numFmt w:val="lowerLetter"/>
+      <w:lvlText w:val="%2."/>
+      <w:lvlJc w:val="left"/>
+      <w:pPr>
+        <w:ind w:left="1800" w:hanging="360"/>
+      </w:pPr>
+    </w:lvl>
+    <w:lvl w:ilvl="2" w:tplc="0C0A001B" w:tentative="1">
+      <w:start w:val="1"/>
+      <w:numFmt w:val="lowerRoman"/>
+      <w:lvlText w:val="%3."/>
+      <w:lvlJc w:val="right"/>
+      <w:pPr>
+        <w:ind w:left="2520" w:hanging="180"/>
+      </w:pPr>
+    </w:lvl>
+    <w:lvl w:ilvl="3" w:tplc="0C0A000F" w:tentative="1">
+      <w:start w:val="1"/>
+      <w:numFmt w:val="decimal"/>
+      <w:lvlText w:val="%4."/>
+      <w:lvlJc w:val="left"/>
+      <w:pPr>
+        <w:ind w:left="3240" w:hanging="360"/>
+      </w:pPr>
+    </w:lvl>
+    <w:lvl w:ilvl="4" w:tplc="0C0A0019" w:tentative="1">
+      <w:start w:val="1"/>
+      <w:numFmt w:val="lowerLetter"/>
+      <w:lvlText w:val="%5."/>
+      <w:lvlJc w:val="left"/>
+      <w:pPr>
+        <w:ind w:left="3960" w:hanging="360"/>
+      </w:pPr>
+    </w:lvl>
+    <w:lvl w:ilvl="5" w:tplc="0C0A001B" w:tentative="1">
+      <w:start w:val="1"/>
+      <w:numFmt w:val="lowerRoman"/>
+      <w:lvlText w:val="%6."/>
+      <w:lvlJc w:val="right"/>
+      <w:pPr>
+        <w:ind w:left="4680" w:hanging="180"/>
+      </w:pPr>
+    </w:lvl>
+    <w:lvl w:ilvl="6" w:tplc="0C0A000F" w:tentative="1">
+      <w:start w:val="1"/>
+      <w:numFmt w:val="decimal"/>
+      <w:lvlText w:val="%7."/>
+      <w:lvlJc w:val="left"/>
+      <w:pPr>
+        <w:ind w:left="5400" w:hanging="360"/>
+      </w:pPr>
+    </w:lvl>
+    <w:lvl w:ilvl="7" w:tplc="0C0A0019" w:tentative="1">
+      <w:start w:val="1"/>
+      <w:numFmt w:val="lowerLetter"/>
+      <w:lvlText w:val="%8."/>
+      <w:lvlJc w:val="left"/>
+      <w:pPr>
+        <w:ind w:left="6120" w:hanging="360"/>
+      </w:pPr>
+    </w:lvl>
+    <w:lvl w:ilvl="8" w:tplc="0C0A001B" w:tentative="1">
+      <w:start w:val="1"/>
+      <w:numFmt w:val="lowerRoman"/>
+      <w:lvlText w:val="%9."/>
+      <w:lvlJc w:val="right"/>
+      <w:pPr>
+        <w:ind w:left="6840" w:hanging="180"/>
+      </w:pPr>
+    </w:lvl>
+  </w:abstractNum>
+  <w:abstractNum w:abstractNumId="3" w15:restartNumberingAfterBreak="0">
+    <w:nsid w:val="2661101A"/>
+    <w:multiLevelType w:val="hybridMultilevel"/>
+    <w:tmpl w:val="C73CD2DE"/>
+    <w:lvl w:ilvl="0" w:tplc="8A322076">
+      <w:start w:val="1"/>
+      <w:numFmt w:val="decimal"/>
+      <w:lvlText w:val="%1)"/>
+      <w:lvlJc w:val="left"/>
+      <w:pPr>
+        <w:ind w:left="1080" w:hanging="360"/>
+      </w:pPr>
+      <w:rPr>
+        <w:rFonts w:hint="default"/>
+      </w:rPr>
+    </w:lvl>
+    <w:lvl w:ilvl="1" w:tplc="0C0A0019" w:tentative="1">
+      <w:start w:val="1"/>
+      <w:numFmt w:val="lowerLetter"/>
+      <w:lvlText w:val="%2."/>
+      <w:lvlJc w:val="left"/>
+      <w:pPr>
+        <w:ind w:left="1800" w:hanging="360"/>
+      </w:pPr>
+    </w:lvl>
+    <w:lvl w:ilvl="2" w:tplc="0C0A001B" w:tentative="1">
+      <w:start w:val="1"/>
+      <w:numFmt w:val="lowerRoman"/>
+      <w:lvlText w:val="%3."/>
+      <w:lvlJc w:val="right"/>
+      <w:pPr>
+        <w:ind w:left="2520" w:hanging="180"/>
+      </w:pPr>
+    </w:lvl>
+    <w:lvl w:ilvl="3" w:tplc="0C0A000F" w:tentative="1">
+      <w:start w:val="1"/>
+      <w:numFmt w:val="decimal"/>
+      <w:lvlText w:val="%4."/>
+      <w:lvlJc w:val="left"/>
+      <w:pPr>
+        <w:ind w:left="3240" w:hanging="360"/>
+      </w:pPr>
+    </w:lvl>
+    <w:lvl w:ilvl="4" w:tplc="0C0A0019" w:tentative="1">
+      <w:start w:val="1"/>
+      <w:numFmt w:val="lowerLetter"/>
+      <w:lvlText w:val="%5."/>
+      <w:lvlJc w:val="left"/>
+      <w:pPr>
+        <w:ind w:left="3960" w:hanging="360"/>
+      </w:pPr>
+    </w:lvl>
+    <w:lvl w:ilvl="5" w:tplc="0C0A001B" w:tentative="1">
+      <w:start w:val="1"/>
+      <w:numFmt w:val="lowerRoman"/>
+      <w:lvlText w:val="%6."/>
+      <w:lvlJc w:val="right"/>
+      <w:pPr>
+        <w:ind w:left="4680" w:hanging="180"/>
+      </w:pPr>
+    </w:lvl>
+    <w:lvl w:ilvl="6" w:tplc="0C0A000F" w:tentative="1">
+      <w:start w:val="1"/>
+      <w:numFmt w:val="decimal"/>
+      <w:lvlText w:val="%7."/>
+      <w:lvlJc w:val="left"/>
+      <w:pPr>
+        <w:ind w:left="5400" w:hanging="360"/>
+      </w:pPr>
+    </w:lvl>
+    <w:lvl w:ilvl="7" w:tplc="0C0A0019" w:tentative="1">
+      <w:start w:val="1"/>
+      <w:numFmt w:val="lowerLetter"/>
+      <w:lvlText w:val="%8."/>
+      <w:lvlJc w:val="left"/>
+      <w:pPr>
+        <w:ind w:left="6120" w:hanging="360"/>
+      </w:pPr>
+    </w:lvl>
+    <w:lvl w:ilvl="8" w:tplc="0C0A001B" w:tentative="1">
+      <w:start w:val="1"/>
+      <w:numFmt w:val="lowerRoman"/>
+      <w:lvlText w:val="%9."/>
+      <w:lvlJc w:val="right"/>
+      <w:pPr>
+        <w:ind w:left="6840" w:hanging="180"/>
+      </w:pPr>
+    </w:lvl>
+  </w:abstractNum>
+  <w:abstractNum w:abstractNumId="4" w15:restartNumberingAfterBreak="0">
+    <w:nsid w:val="45877ED7"/>
+    <w:multiLevelType w:val="hybridMultilevel"/>
+    <w:tmpl w:val="C65A0BC6"/>
+    <w:lvl w:ilvl="0" w:tplc="0C0A000F">
+      <w:start w:val="1"/>
+      <w:numFmt w:val="decimal"/>
+      <w:lvlText w:val="%1."/>
+      <w:lvlJc w:val="left"/>
+      <w:pPr>
+        <w:ind w:left="720" w:hanging="360"/>
+      </w:pPr>
+      <w:rPr>
+        <w:rFonts w:hint="default"/>
+      </w:rPr>
+    </w:lvl>
+    <w:lvl w:ilvl="1" w:tplc="0C0A0019" w:tentative="1">
+      <w:start w:val="1"/>
+      <w:numFmt w:val="lowerLetter"/>
+      <w:lvlText w:val="%2."/>
+      <w:lvlJc w:val="left"/>
+      <w:pPr>
+        <w:ind w:left="1440" w:hanging="360"/>
+      </w:pPr>
+    </w:lvl>
+    <w:lvl w:ilvl="2" w:tplc="0C0A001B" w:tentative="1">
+      <w:start w:val="1"/>
+      <w:numFmt w:val="lowerRoman"/>
+      <w:lvlText w:val="%3."/>
+      <w:lvlJc w:val="right"/>
+      <w:pPr>
+        <w:ind w:left="2160" w:hanging="180"/>
+      </w:pPr>
+    </w:lvl>
+    <w:lvl w:ilvl="3" w:tplc="0C0A000F" w:tentative="1">
+      <w:start w:val="1"/>
+      <w:numFmt w:val="decimal"/>
+      <w:lvlText w:val="%4."/>
+      <w:lvlJc w:val="left"/>
+      <w:pPr>
+        <w:ind w:left="2880" w:hanging="360"/>
+      </w:pPr>
+    </w:lvl>
+    <w:lvl w:ilvl="4" w:tplc="0C0A0019" w:tentative="1">
+      <w:start w:val="1"/>
+      <w:numFmt w:val="lowerLetter"/>
+      <w:lvlText w:val="%5."/>
+      <w:lvlJc w:val="left"/>
+      <w:pPr>
+        <w:ind w:left="3600" w:hanging="360"/>
+      </w:pPr>
+    </w:lvl>
+    <w:lvl w:ilvl="5" w:tplc="0C0A001B" w:tentative="1">
+      <w:start w:val="1"/>
+      <w:numFmt w:val="lowerRoman"/>
+      <w:lvlText w:val="%6."/>
+      <w:lvlJc w:val="right"/>
+      <w:pPr>
+        <w:ind w:left="4320" w:hanging="180"/>
+      </w:pPr>
+    </w:lvl>
+    <w:lvl w:ilvl="6" w:tplc="0C0A000F" w:tentative="1">
+      <w:start w:val="1"/>
+      <w:numFmt w:val="decimal"/>
+      <w:lvlText w:val="%7."/>
+      <w:lvlJc w:val="left"/>
+      <w:pPr>
+        <w:ind w:left="5040" w:hanging="360"/>
+      </w:pPr>
+    </w:lvl>
+    <w:lvl w:ilvl="7" w:tplc="0C0A0019" w:tentative="1">
+      <w:start w:val="1"/>
+      <w:numFmt w:val="lowerLetter"/>
+      <w:lvlText w:val="%8."/>
+      <w:lvlJc w:val="left"/>
+      <w:pPr>
+        <w:ind w:left="5760" w:hanging="360"/>
+      </w:pPr>
+    </w:lvl>
+    <w:lvl w:ilvl="8" w:tplc="0C0A001B" w:tentative="1">
+      <w:start w:val="1"/>
+      <w:numFmt w:val="lowerRoman"/>
+      <w:lvlText w:val="%9."/>
+      <w:lvlJc w:val="right"/>
+      <w:pPr>
+        <w:ind w:left="6480" w:hanging="180"/>
+      </w:pPr>
+    </w:lvl>
+  </w:abstractNum>
+  <w:abstractNum w:abstractNumId="5" w15:restartNumberingAfterBreak="0">
+    <w:nsid w:val="5C974B1B"/>
+    <w:multiLevelType w:val="hybridMultilevel"/>
+    <w:tmpl w:val="733AF046"/>
+    <w:lvl w:ilvl="0" w:tplc="0C0A0011">
+      <w:start w:val="1"/>
+      <w:numFmt w:val="decimal"/>
+      <w:lvlText w:val="%1)"/>
+      <w:lvlJc w:val="left"/>
+      <w:pPr>
+        <w:ind w:left="720" w:hanging="360"/>
+      </w:pPr>
+      <w:rPr>
+        <w:rFonts w:hint="default"/>
+      </w:rPr>
+    </w:lvl>
+    <w:lvl w:ilvl="1" w:tplc="0C0A0019" w:tentative="1">
+      <w:start w:val="1"/>
+      <w:numFmt w:val="lowerLetter"/>
+      <w:lvlText w:val="%2."/>
+      <w:lvlJc w:val="left"/>
+      <w:pPr>
+        <w:ind w:left="1440" w:hanging="360"/>
+      </w:pPr>
+    </w:lvl>
+    <w:lvl w:ilvl="2" w:tplc="0C0A001B" w:tentative="1">
+      <w:start w:val="1"/>
+      <w:numFmt w:val="lowerRoman"/>
+      <w:lvlText w:val="%3."/>
+      <w:lvlJc w:val="right"/>
+      <w:pPr>
+        <w:ind w:left="2160" w:hanging="180"/>
+      </w:pPr>
+    </w:lvl>
+    <w:lvl w:ilvl="3" w:tplc="0C0A000F" w:tentative="1">
+      <w:start w:val="1"/>
+      <w:numFmt w:val="decimal"/>
+      <w:lvlText w:val="%4."/>
+      <w:lvlJc w:val="left"/>
+      <w:pPr>
+        <w:ind w:left="2880" w:hanging="360"/>
+      </w:pPr>
+    </w:lvl>
+    <w:lvl w:ilvl="4" w:tplc="0C0A0019" w:tentative="1">
+      <w:start w:val="1"/>
+      <w:numFmt w:val="lowerLetter"/>
+      <w:lvlText w:val="%5."/>
+      <w:lvlJc w:val="left"/>
+      <w:pPr>
+        <w:ind w:left="3600" w:hanging="360"/>
+      </w:pPr>
+    </w:lvl>
+    <w:lvl w:ilvl="5" w:tplc="0C0A001B" w:tentative="1">
+      <w:start w:val="1"/>
+      <w:numFmt w:val="lowerRoman"/>
+      <w:lvlText w:val="%6."/>
+      <w:lvlJc w:val="right"/>
+      <w:pPr>
+        <w:ind w:left="4320" w:hanging="180"/>
+      </w:pPr>
+    </w:lvl>
+    <w:lvl w:ilvl="6" w:tplc="0C0A000F" w:tentative="1">
+      <w:start w:val="1"/>
+      <w:numFmt w:val="decimal"/>
+      <w:lvlText w:val="%7."/>
+      <w:lvlJc w:val="left"/>
+      <w:pPr>
+        <w:ind w:left="5040" w:hanging="360"/>
+      </w:pPr>
+    </w:lvl>
+    <w:lvl w:ilvl="7" w:tplc="0C0A0019" w:tentative="1">
+      <w:start w:val="1"/>
+      <w:numFmt w:val="lowerLetter"/>
+      <w:lvlText w:val="%8."/>
+      <w:lvlJc w:val="left"/>
+      <w:pPr>
+        <w:ind w:left="5760" w:hanging="360"/>
+      </w:pPr>
+    </w:lvl>
+    <w:lvl w:ilvl="8" w:tplc="0C0A001B" w:tentative="1">
+      <w:start w:val="1"/>
+      <w:numFmt w:val="lowerRoman"/>
+      <w:lvlText w:val="%9."/>
+      <w:lvlJc w:val="right"/>
+      <w:pPr>
+        <w:ind w:left="6480" w:hanging="180"/>
+      </w:pPr>
+    </w:lvl>
+  </w:abstractNum>
+  <w:abstractNum w:abstractNumId="6" w15:restartNumberingAfterBreak="0">
+    <w:nsid w:val="5DA42D5C"/>
+    <w:multiLevelType w:val="hybridMultilevel"/>
+    <w:tmpl w:val="89CE409A"/>
+    <w:lvl w:ilvl="0" w:tplc="C82E3FF2">
+      <w:start w:val="1"/>
+      <w:numFmt w:val="decimal"/>
+      <w:lvlText w:val="%1)"/>
+      <w:lvlJc w:val="left"/>
+      <w:pPr>
+        <w:ind w:left="1080" w:hanging="360"/>
+      </w:pPr>
+      <w:rPr>
+        <w:rFonts w:hint="default"/>
+      </w:rPr>
+    </w:lvl>
+    <w:lvl w:ilvl="1" w:tplc="0C0A0019" w:tentative="1">
+      <w:start w:val="1"/>
+      <w:numFmt w:val="lowerLetter"/>
+      <w:lvlText w:val="%2."/>
+      <w:lvlJc w:val="left"/>
+      <w:pPr>
+        <w:ind w:left="1800" w:hanging="360"/>
+      </w:pPr>
+    </w:lvl>
+    <w:lvl w:ilvl="2" w:tplc="0C0A001B" w:tentative="1">
+      <w:start w:val="1"/>
+      <w:numFmt w:val="lowerRoman"/>
+      <w:lvlText w:val="%3."/>
+      <w:lvlJc w:val="right"/>
+      <w:pPr>
+        <w:ind w:left="2520" w:hanging="180"/>
+      </w:pPr>
+    </w:lvl>
+    <w:lvl w:ilvl="3" w:tplc="0C0A000F" w:tentative="1">
+      <w:start w:val="1"/>
+      <w:numFmt w:val="decimal"/>
+      <w:lvlText w:val="%4."/>
+      <w:lvlJc w:val="left"/>
+      <w:pPr>
+        <w:ind w:left="3240" w:hanging="360"/>
+      </w:pPr>
+    </w:lvl>
+    <w:lvl w:ilvl="4" w:tplc="0C0A0019" w:tentative="1">
+      <w:start w:val="1"/>
+      <w:numFmt w:val="lowerLetter"/>
+      <w:lvlText w:val="%5."/>
+      <w:lvlJc w:val="left"/>
+      <w:pPr>
+        <w:ind w:left="3960" w:hanging="360"/>
+      </w:pPr>
+    </w:lvl>
+    <w:lvl w:ilvl="5" w:tplc="0C0A001B" w:tentative="1">
+      <w:start w:val="1"/>
+      <w:numFmt w:val="lowerRoman"/>
+      <w:lvlText w:val="%6."/>
+      <w:lvlJc w:val="right"/>
+      <w:pPr>
+        <w:ind w:left="4680" w:hanging="180"/>
+      </w:pPr>
+    </w:lvl>
+    <w:lvl w:ilvl="6" w:tplc="0C0A000F" w:tentative="1">
+      <w:start w:val="1"/>
+      <w:numFmt w:val="decimal"/>
+      <w:lvlText w:val="%7."/>
+      <w:lvlJc w:val="left"/>
+      <w:pPr>
+        <w:ind w:left="5400" w:hanging="360"/>
+      </w:pPr>
+    </w:lvl>
+    <w:lvl w:ilvl="7" w:tplc="0C0A0019" w:tentative="1">
+      <w:start w:val="1"/>
+      <w:numFmt w:val="lowerLetter"/>
+      <w:lvlText w:val="%8."/>
+      <w:lvlJc w:val="left"/>
+      <w:pPr>
+        <w:ind w:left="6120" w:hanging="360"/>
+      </w:pPr>
+    </w:lvl>
+    <w:lvl w:ilvl="8" w:tplc="0C0A001B" w:tentative="1">
+      <w:start w:val="1"/>
+      <w:numFmt w:val="lowerRoman"/>
+      <w:lvlText w:val="%9."/>
+      <w:lvlJc w:val="right"/>
+      <w:pPr>
+        <w:ind w:left="6840" w:hanging="180"/>
+      </w:pPr>
+    </w:lvl>
+  </w:abstractNum>
+  <w:num w:numId="1" w16cid:durableId="189538281">
+    <w:abstractNumId w:val="4"/>
+  </w:num>
+  <w:num w:numId="2" w16cid:durableId="1205211127">
+    <w:abstractNumId w:val="5"/>
+  </w:num>
+  <w:num w:numId="3" w16cid:durableId="159934178">
+    <w:abstractNumId w:val="0"/>
+  </w:num>
+  <w:num w:numId="4" w16cid:durableId="1716855570">
+    <w:abstractNumId w:val="2"/>
+  </w:num>
+  <w:num w:numId="5" w16cid:durableId="290942909">
+    <w:abstractNumId w:val="6"/>
+  </w:num>
+  <w:num w:numId="6" w16cid:durableId="915210514">
+    <w:abstractNumId w:val="1"/>
+  </w:num>
+  <w:num w:numId="7" w16cid:durableId="1449399345">
+    <w:abstractNumId w:val="3"/>
+  </w:num>
+</w:numbering>
 </file>
 
 <file path=word/styles.xml><?xml version="1.0" encoding="utf-8"?>
@@ -1688,7 +5415,6 @@
   <w:style w:type="character" w:default="1" w:styleId="Fuentedeprrafopredeter">
     <w:name w:val="Default Paragraph Font"/>
     <w:uiPriority w:val="1"/>
-    <w:semiHidden/>
     <w:unhideWhenUsed/>
   </w:style>
   <w:style w:type="table" w:default="1" w:styleId="Tablanormal">
